--- a/notebook/tidy3d-ModeSolver测试.docx
+++ b/notebook/tidy3d-ModeSolver测试.docx
@@ -1,6 +1,6 @@
 
 <file path=word/document.xml><?xml version="1.0" encoding="utf-8"?>
-<w:document xmlns:wpc="http://schemas.microsoft.com/office/word/2010/wordprocessingCanvas" xmlns:cx="http://schemas.microsoft.com/office/drawing/2014/chartex" xmlns:cx1="http://schemas.microsoft.com/office/drawing/2015/9/8/chartex" xmlns:cx2="http://schemas.microsoft.com/office/drawing/2015/10/21/chartex" xmlns:cx3="http://schemas.microsoft.com/office/drawing/2016/5/9/chartex" xmlns:cx4="http://schemas.microsoft.com/office/drawing/2016/5/10/chartex" xmlns:cx5="http://schemas.microsoft.com/office/drawing/2016/5/11/chartex" xmlns:cx6="http://schemas.microsoft.com/office/drawing/2016/5/12/chartex" xmlns:cx7="http://schemas.microsoft.com/office/drawing/2016/5/13/chartex" xmlns:cx8="http://schemas.microsoft.com/office/drawing/2016/5/14/chartex" xmlns:mc="http://schemas.openxmlformats.org/markup-compatibility/2006" xmlns:aink="http://schemas.microsoft.com/office/drawing/2016/ink" xmlns:am3d="http://schemas.microsoft.com/office/drawing/2017/model3d" xmlns:o="urn:schemas-microsoft-com:office:office" xmlns:oel="http://schemas.microsoft.com/office/2019/extlst" xmlns:r="http://schemas.openxmlformats.org/officeDocument/2006/relationships" xmlns:m="http://schemas.openxmlformats.org/officeDocument/2006/math" xmlns:v="urn:schemas-microsoft-com:vml" xmlns:wp14="http://schemas.microsoft.com/office/word/2010/wordprocessingDrawing" xmlns:wp="http://schemas.openxmlformats.org/drawingml/2006/wordprocessingDrawing" xmlns:w10="urn:schemas-microsoft-com:office:word" xmlns:w="http://schemas.openxmlformats.org/wordprocessingml/2006/main" xmlns:w14="http://schemas.microsoft.com/office/word/2010/wordml" xmlns:w15="http://schemas.microsoft.com/office/word/2012/wordml" xmlns:w16cex="http://schemas.microsoft.com/office/word/2018/wordml/cex" xmlns:w16cid="http://schemas.microsoft.com/office/word/2016/wordml/cid" xmlns:w16="http://schemas.microsoft.com/office/word/2018/wordml" xmlns:w16du="http://schemas.microsoft.com/office/word/2023/wordml/word16du" xmlns:w16sdtdh="http://schemas.microsoft.com/office/word/2020/wordml/sdtdatahash" xmlns:w16se="http://schemas.microsoft.com/office/word/2015/wordml/symex" xmlns:wpg="http://schemas.microsoft.com/office/word/2010/wordprocessingGroup" xmlns:wpi="http://schemas.microsoft.com/office/word/2010/wordprocessingInk" xmlns:wne="http://schemas.microsoft.com/office/word/2006/wordml" xmlns:wps="http://schemas.microsoft.com/office/word/2010/wordprocessingShape" mc:Ignorable="w14 w15 w16se w16cid w16 w16cex w16sdtdh w16du wp14">
+<w:document xmlns:wpc="http://schemas.microsoft.com/office/word/2010/wordprocessingCanvas" xmlns:cx="http://schemas.microsoft.com/office/drawing/2014/chartex" xmlns:cx1="http://schemas.microsoft.com/office/drawing/2015/9/8/chartex" xmlns:cx2="http://schemas.microsoft.com/office/drawing/2015/10/21/chartex" xmlns:cx3="http://schemas.microsoft.com/office/drawing/2016/5/9/chartex" xmlns:cx4="http://schemas.microsoft.com/office/drawing/2016/5/10/chartex" xmlns:cx5="http://schemas.microsoft.com/office/drawing/2016/5/11/chartex" xmlns:cx6="http://schemas.microsoft.com/office/drawing/2016/5/12/chartex" xmlns:cx7="http://schemas.microsoft.com/office/drawing/2016/5/13/chartex" xmlns:cx8="http://schemas.microsoft.com/office/drawing/2016/5/14/chartex" xmlns:mc="http://schemas.openxmlformats.org/markup-compatibility/2006" xmlns:aink="http://schemas.microsoft.com/office/drawing/2016/ink" xmlns:am3d="http://schemas.microsoft.com/office/drawing/2017/model3d" xmlns:o="urn:schemas-microsoft-com:office:office" xmlns:oel="http://schemas.microsoft.com/office/2019/extlst" xmlns:r="http://schemas.openxmlformats.org/officeDocument/2006/relationships" xmlns:m="http://schemas.openxmlformats.org/officeDocument/2006/math" xmlns:v="urn:schemas-microsoft-com:vml" xmlns:wp14="http://schemas.microsoft.com/office/word/2010/wordprocessingDrawing" xmlns:wp="http://schemas.openxmlformats.org/drawingml/2006/wordprocessingDrawing" xmlns:w10="urn:schemas-microsoft-com:office:word" xmlns:w="http://schemas.openxmlformats.org/wordprocessingml/2006/main" xmlns:w14="http://schemas.microsoft.com/office/word/2010/wordml" xmlns:w15="http://schemas.microsoft.com/office/word/2012/wordml" xmlns:w16cex="http://schemas.microsoft.com/office/word/2018/wordml/cex" xmlns:w16cid="http://schemas.microsoft.com/office/word/2016/wordml/cid" xmlns:w16="http://schemas.microsoft.com/office/word/2018/wordml" xmlns:w16du="http://schemas.microsoft.com/office/word/2023/wordml/word16du" xmlns:w16sdtdh="http://schemas.microsoft.com/office/word/2020/wordml/sdtdatahash" xmlns:w16sdtfl="http://schemas.microsoft.com/office/word/2024/wordml/sdtformatlock" xmlns:w16se="http://schemas.microsoft.com/office/word/2015/wordml/symex" xmlns:wpg="http://schemas.microsoft.com/office/word/2010/wordprocessingGroup" xmlns:wpi="http://schemas.microsoft.com/office/word/2010/wordprocessingInk" xmlns:wne="http://schemas.microsoft.com/office/word/2006/wordml" xmlns:wps="http://schemas.microsoft.com/office/word/2010/wordprocessingShape" mc:Ignorable="w14 w15 w16se w16cid w16 w16cex w16sdtdh w16sdtfl w16du wp14">
   <w:body>
     <w:p>
       <w:pPr>
@@ -4049,6 +4049,11 @@
       </w:r>
     </w:p>
     <w:p>
+      <w:pPr>
+        <w:rPr>
+          <w:rFonts w:hint="eastAsia"/>
+        </w:rPr>
+      </w:pPr>
       <w:r>
         <w:rPr>
           <w:noProof/>
@@ -4090,11 +4095,40 @@
         </w:drawing>
       </w:r>
     </w:p>
-    <w:p/>
-    <w:p/>
-    <w:p/>
-    <w:p/>
-    <w:p>
+    <w:p>
+      <w:pPr>
+        <w:rPr>
+          <w:rFonts w:hint="eastAsia"/>
+        </w:rPr>
+      </w:pPr>
+    </w:p>
+    <w:p>
+      <w:pPr>
+        <w:rPr>
+          <w:rFonts w:hint="eastAsia"/>
+        </w:rPr>
+      </w:pPr>
+    </w:p>
+    <w:p>
+      <w:pPr>
+        <w:rPr>
+          <w:rFonts w:hint="eastAsia"/>
+        </w:rPr>
+      </w:pPr>
+    </w:p>
+    <w:p>
+      <w:pPr>
+        <w:rPr>
+          <w:rFonts w:hint="eastAsia"/>
+        </w:rPr>
+      </w:pPr>
+    </w:p>
+    <w:p>
+      <w:pPr>
+        <w:rPr>
+          <w:rFonts w:hint="eastAsia"/>
+        </w:rPr>
+      </w:pPr>
       <w:r>
         <w:rPr>
           <w:rFonts w:hint="eastAsia"/>
@@ -4150,6 +4184,2546 @@
         </w:drawing>
       </w:r>
     </w:p>
+    <w:p>
+      <w:pPr>
+        <w:rPr>
+          <w:rFonts w:hint="eastAsia"/>
+        </w:rPr>
+      </w:pPr>
+    </w:p>
+    <w:p>
+      <w:pPr>
+        <w:rPr>
+          <w:rFonts w:hint="eastAsia"/>
+        </w:rPr>
+      </w:pPr>
+    </w:p>
+    <w:p>
+      <w:pPr>
+        <w:rPr>
+          <w:rFonts w:hint="eastAsia"/>
+        </w:rPr>
+      </w:pPr>
+      <w:r>
+        <w:rPr>
+          <w:rFonts w:hint="eastAsia"/>
+        </w:rPr>
+        <w:t>N个格子对应N个坐标</w:t>
+      </w:r>
+      <w:r>
+        <w:rPr>
+          <w:rFonts w:hint="eastAsia"/>
+        </w:rPr>
+        <w:t>，重新分割</w:t>
+      </w:r>
+    </w:p>
+    <w:p>
+      <w:pPr>
+        <w:widowControl/>
+        <w:shd w:val="clear" w:color="auto" w:fill="002451"/>
+        <w:spacing w:line="285" w:lineRule="atLeast"/>
+        <w:jc w:val="left"/>
+        <w:rPr>
+          <w:rFonts w:ascii="Consolas" w:eastAsia="宋体" w:hAnsi="Consolas" w:cs="宋体"/>
+          <w:color w:val="FFFFFF"/>
+          <w:kern w:val="0"/>
+          <w:szCs w:val="21"/>
+          <w14:ligatures w14:val="none"/>
+        </w:rPr>
+      </w:pPr>
+      <w:r>
+        <w:rPr>
+          <w:rFonts w:ascii="Consolas" w:eastAsia="宋体" w:hAnsi="Consolas" w:cs="宋体"/>
+          <w:color w:val="FF9DA4"/>
+          <w:kern w:val="0"/>
+          <w:szCs w:val="21"/>
+          <w14:ligatures w14:val="none"/>
+        </w:rPr>
+        <w:t>x</w:t>
+      </w:r>
+      <w:r>
+        <w:rPr>
+          <w:rFonts w:ascii="Consolas" w:eastAsia="宋体" w:hAnsi="Consolas" w:cs="宋体"/>
+          <w:color w:val="FFFFFF"/>
+          <w:kern w:val="0"/>
+          <w:szCs w:val="21"/>
+          <w14:ligatures w14:val="none"/>
+        </w:rPr>
+        <w:t xml:space="preserve"> </w:t>
+      </w:r>
+      <w:r>
+        <w:rPr>
+          <w:rFonts w:ascii="Consolas" w:eastAsia="宋体" w:hAnsi="Consolas" w:cs="宋体"/>
+          <w:color w:val="99FFFF"/>
+          <w:kern w:val="0"/>
+          <w:szCs w:val="21"/>
+          <w14:ligatures w14:val="none"/>
+        </w:rPr>
+        <w:t>=</w:t>
+      </w:r>
+      <w:r>
+        <w:rPr>
+          <w:rFonts w:ascii="Consolas" w:eastAsia="宋体" w:hAnsi="Consolas" w:cs="宋体"/>
+          <w:color w:val="FFFFFF"/>
+          <w:kern w:val="0"/>
+          <w:szCs w:val="21"/>
+          <w14:ligatures w14:val="none"/>
+        </w:rPr>
+        <w:t xml:space="preserve"> </w:t>
+      </w:r>
+      <w:r>
+        <w:rPr>
+          <w:rFonts w:ascii="Consolas" w:eastAsia="宋体" w:hAnsi="Consolas" w:cs="宋体"/>
+          <w:color w:val="FFEEAD"/>
+          <w:kern w:val="0"/>
+          <w:szCs w:val="21"/>
+          <w14:ligatures w14:val="none"/>
+        </w:rPr>
+        <w:t>np</w:t>
+      </w:r>
+      <w:r>
+        <w:rPr>
+          <w:rFonts w:ascii="Consolas" w:eastAsia="宋体" w:hAnsi="Consolas" w:cs="宋体"/>
+          <w:color w:val="FFFFFF"/>
+          <w:kern w:val="0"/>
+          <w:szCs w:val="21"/>
+          <w14:ligatures w14:val="none"/>
+        </w:rPr>
+        <w:t>.</w:t>
+      </w:r>
+      <w:r>
+        <w:rPr>
+          <w:rFonts w:ascii="Consolas" w:eastAsia="宋体" w:hAnsi="Consolas" w:cs="宋体"/>
+          <w:color w:val="BBDAFF"/>
+          <w:kern w:val="0"/>
+          <w:szCs w:val="21"/>
+          <w14:ligatures w14:val="none"/>
+        </w:rPr>
+        <w:t>linspace(</w:t>
+      </w:r>
+      <w:r>
+        <w:rPr>
+          <w:rFonts w:ascii="Consolas" w:eastAsia="宋体" w:hAnsi="Consolas" w:cs="宋体"/>
+          <w:color w:val="FF9DA4"/>
+          <w:kern w:val="0"/>
+          <w:szCs w:val="21"/>
+          <w14:ligatures w14:val="none"/>
+        </w:rPr>
+        <w:t>boundaries</w:t>
+      </w:r>
+      <w:r>
+        <w:rPr>
+          <w:rFonts w:ascii="Consolas" w:eastAsia="宋体" w:hAnsi="Consolas" w:cs="宋体"/>
+          <w:color w:val="BBDAFF"/>
+          <w:kern w:val="0"/>
+          <w:szCs w:val="21"/>
+          <w14:ligatures w14:val="none"/>
+        </w:rPr>
+        <w:t>.</w:t>
+      </w:r>
+      <w:r>
+        <w:rPr>
+          <w:rFonts w:ascii="Consolas" w:eastAsia="宋体" w:hAnsi="Consolas" w:cs="宋体"/>
+          <w:color w:val="FF9DA4"/>
+          <w:kern w:val="0"/>
+          <w:szCs w:val="21"/>
+          <w14:ligatures w14:val="none"/>
+        </w:rPr>
+        <w:t>x</w:t>
+      </w:r>
+      <w:r>
+        <w:rPr>
+          <w:rFonts w:ascii="Consolas" w:eastAsia="宋体" w:hAnsi="Consolas" w:cs="宋体"/>
+          <w:color w:val="BBDAFF"/>
+          <w:kern w:val="0"/>
+          <w:szCs w:val="21"/>
+          <w14:ligatures w14:val="none"/>
+        </w:rPr>
+        <w:t>[</w:t>
+      </w:r>
+      <w:r>
+        <w:rPr>
+          <w:rFonts w:ascii="Consolas" w:eastAsia="宋体" w:hAnsi="Consolas" w:cs="宋体"/>
+          <w:color w:val="FFC58F"/>
+          <w:kern w:val="0"/>
+          <w:szCs w:val="21"/>
+          <w14:ligatures w14:val="none"/>
+        </w:rPr>
+        <w:t>0</w:t>
+      </w:r>
+      <w:r>
+        <w:rPr>
+          <w:rFonts w:ascii="Consolas" w:eastAsia="宋体" w:hAnsi="Consolas" w:cs="宋体"/>
+          <w:color w:val="BBDAFF"/>
+          <w:kern w:val="0"/>
+          <w:szCs w:val="21"/>
+          <w14:ligatures w14:val="none"/>
+        </w:rPr>
+        <w:t xml:space="preserve">], </w:t>
+      </w:r>
+      <w:r>
+        <w:rPr>
+          <w:rFonts w:ascii="Consolas" w:eastAsia="宋体" w:hAnsi="Consolas" w:cs="宋体"/>
+          <w:color w:val="FF9DA4"/>
+          <w:kern w:val="0"/>
+          <w:szCs w:val="21"/>
+          <w14:ligatures w14:val="none"/>
+        </w:rPr>
+        <w:t>boundaries</w:t>
+      </w:r>
+      <w:r>
+        <w:rPr>
+          <w:rFonts w:ascii="Consolas" w:eastAsia="宋体" w:hAnsi="Consolas" w:cs="宋体"/>
+          <w:color w:val="BBDAFF"/>
+          <w:kern w:val="0"/>
+          <w:szCs w:val="21"/>
+          <w14:ligatures w14:val="none"/>
+        </w:rPr>
+        <w:t>.</w:t>
+      </w:r>
+      <w:r>
+        <w:rPr>
+          <w:rFonts w:ascii="Consolas" w:eastAsia="宋体" w:hAnsi="Consolas" w:cs="宋体"/>
+          <w:color w:val="FF9DA4"/>
+          <w:kern w:val="0"/>
+          <w:szCs w:val="21"/>
+          <w14:ligatures w14:val="none"/>
+        </w:rPr>
+        <w:t>x</w:t>
+      </w:r>
+      <w:r>
+        <w:rPr>
+          <w:rFonts w:ascii="Consolas" w:eastAsia="宋体" w:hAnsi="Consolas" w:cs="宋体"/>
+          <w:color w:val="BBDAFF"/>
+          <w:kern w:val="0"/>
+          <w:szCs w:val="21"/>
+          <w14:ligatures w14:val="none"/>
+        </w:rPr>
+        <w:t>[</w:t>
+      </w:r>
+      <w:r>
+        <w:rPr>
+          <w:rFonts w:ascii="Consolas" w:eastAsia="宋体" w:hAnsi="Consolas" w:cs="宋体"/>
+          <w:color w:val="99FFFF"/>
+          <w:kern w:val="0"/>
+          <w:szCs w:val="21"/>
+          <w14:ligatures w14:val="none"/>
+        </w:rPr>
+        <w:t>-</w:t>
+      </w:r>
+      <w:r>
+        <w:rPr>
+          <w:rFonts w:ascii="Consolas" w:eastAsia="宋体" w:hAnsi="Consolas" w:cs="宋体"/>
+          <w:color w:val="FFC58F"/>
+          <w:kern w:val="0"/>
+          <w:szCs w:val="21"/>
+          <w14:ligatures w14:val="none"/>
+        </w:rPr>
+        <w:t>1</w:t>
+      </w:r>
+      <w:r>
+        <w:rPr>
+          <w:rFonts w:ascii="Consolas" w:eastAsia="宋体" w:hAnsi="Consolas" w:cs="宋体"/>
+          <w:color w:val="BBDAFF"/>
+          <w:kern w:val="0"/>
+          <w:szCs w:val="21"/>
+          <w14:ligatures w14:val="none"/>
+        </w:rPr>
+        <w:t xml:space="preserve">], </w:t>
+      </w:r>
+      <w:r>
+        <w:rPr>
+          <w:rFonts w:ascii="Consolas" w:eastAsia="宋体" w:hAnsi="Consolas" w:cs="宋体"/>
+          <w:color w:val="FF9DA4"/>
+          <w:kern w:val="0"/>
+          <w:szCs w:val="21"/>
+          <w14:ligatures w14:val="none"/>
+        </w:rPr>
+        <w:t>permittivity_3d</w:t>
+      </w:r>
+      <w:r>
+        <w:rPr>
+          <w:rFonts w:ascii="Consolas" w:eastAsia="宋体" w:hAnsi="Consolas" w:cs="宋体"/>
+          <w:color w:val="BBDAFF"/>
+          <w:kern w:val="0"/>
+          <w:szCs w:val="21"/>
+          <w14:ligatures w14:val="none"/>
+        </w:rPr>
+        <w:t>.</w:t>
+      </w:r>
+      <w:r>
+        <w:rPr>
+          <w:rFonts w:ascii="Consolas" w:eastAsia="宋体" w:hAnsi="Consolas" w:cs="宋体"/>
+          <w:color w:val="FF9DA4"/>
+          <w:kern w:val="0"/>
+          <w:szCs w:val="21"/>
+          <w14:ligatures w14:val="none"/>
+        </w:rPr>
+        <w:t>shape</w:t>
+      </w:r>
+      <w:r>
+        <w:rPr>
+          <w:rFonts w:ascii="Consolas" w:eastAsia="宋体" w:hAnsi="Consolas" w:cs="宋体"/>
+          <w:color w:val="BBDAFF"/>
+          <w:kern w:val="0"/>
+          <w:szCs w:val="21"/>
+          <w14:ligatures w14:val="none"/>
+        </w:rPr>
+        <w:t>[</w:t>
+      </w:r>
+      <w:r>
+        <w:rPr>
+          <w:rFonts w:ascii="Consolas" w:eastAsia="宋体" w:hAnsi="Consolas" w:cs="宋体"/>
+          <w:color w:val="FFC58F"/>
+          <w:kern w:val="0"/>
+          <w:szCs w:val="21"/>
+          <w14:ligatures w14:val="none"/>
+        </w:rPr>
+        <w:t>0</w:t>
+      </w:r>
+      <w:r>
+        <w:rPr>
+          <w:rFonts w:ascii="Consolas" w:eastAsia="宋体" w:hAnsi="Consolas" w:cs="宋体"/>
+          <w:color w:val="BBDAFF"/>
+          <w:kern w:val="0"/>
+          <w:szCs w:val="21"/>
+          <w14:ligatures w14:val="none"/>
+        </w:rPr>
+        <w:t>])</w:t>
+      </w:r>
+    </w:p>
+    <w:p>
+      <w:pPr>
+        <w:widowControl/>
+        <w:shd w:val="clear" w:color="auto" w:fill="002451"/>
+        <w:spacing w:line="285" w:lineRule="atLeast"/>
+        <w:jc w:val="left"/>
+        <w:rPr>
+          <w:rFonts w:ascii="Consolas" w:eastAsia="宋体" w:hAnsi="Consolas" w:cs="宋体"/>
+          <w:color w:val="FFFFFF"/>
+          <w:kern w:val="0"/>
+          <w:szCs w:val="21"/>
+          <w14:ligatures w14:val="none"/>
+        </w:rPr>
+      </w:pPr>
+      <w:r>
+        <w:rPr>
+          <w:rFonts w:ascii="Consolas" w:eastAsia="宋体" w:hAnsi="Consolas" w:cs="宋体"/>
+          <w:color w:val="FF9DA4"/>
+          <w:kern w:val="0"/>
+          <w:szCs w:val="21"/>
+          <w14:ligatures w14:val="none"/>
+        </w:rPr>
+        <w:t>y</w:t>
+      </w:r>
+      <w:r>
+        <w:rPr>
+          <w:rFonts w:ascii="Consolas" w:eastAsia="宋体" w:hAnsi="Consolas" w:cs="宋体"/>
+          <w:color w:val="FFFFFF"/>
+          <w:kern w:val="0"/>
+          <w:szCs w:val="21"/>
+          <w14:ligatures w14:val="none"/>
+        </w:rPr>
+        <w:t xml:space="preserve"> </w:t>
+      </w:r>
+      <w:r>
+        <w:rPr>
+          <w:rFonts w:ascii="Consolas" w:eastAsia="宋体" w:hAnsi="Consolas" w:cs="宋体"/>
+          <w:color w:val="99FFFF"/>
+          <w:kern w:val="0"/>
+          <w:szCs w:val="21"/>
+          <w14:ligatures w14:val="none"/>
+        </w:rPr>
+        <w:t>=</w:t>
+      </w:r>
+      <w:r>
+        <w:rPr>
+          <w:rFonts w:ascii="Consolas" w:eastAsia="宋体" w:hAnsi="Consolas" w:cs="宋体"/>
+          <w:color w:val="FFFFFF"/>
+          <w:kern w:val="0"/>
+          <w:szCs w:val="21"/>
+          <w14:ligatures w14:val="none"/>
+        </w:rPr>
+        <w:t xml:space="preserve"> </w:t>
+      </w:r>
+      <w:r>
+        <w:rPr>
+          <w:rFonts w:ascii="Consolas" w:eastAsia="宋体" w:hAnsi="Consolas" w:cs="宋体"/>
+          <w:color w:val="FFEEAD"/>
+          <w:kern w:val="0"/>
+          <w:szCs w:val="21"/>
+          <w14:ligatures w14:val="none"/>
+        </w:rPr>
+        <w:t>np</w:t>
+      </w:r>
+      <w:r>
+        <w:rPr>
+          <w:rFonts w:ascii="Consolas" w:eastAsia="宋体" w:hAnsi="Consolas" w:cs="宋体"/>
+          <w:color w:val="FFFFFF"/>
+          <w:kern w:val="0"/>
+          <w:szCs w:val="21"/>
+          <w14:ligatures w14:val="none"/>
+        </w:rPr>
+        <w:t>.</w:t>
+      </w:r>
+      <w:r>
+        <w:rPr>
+          <w:rFonts w:ascii="Consolas" w:eastAsia="宋体" w:hAnsi="Consolas" w:cs="宋体"/>
+          <w:color w:val="BBDAFF"/>
+          <w:kern w:val="0"/>
+          <w:szCs w:val="21"/>
+          <w14:ligatures w14:val="none"/>
+        </w:rPr>
+        <w:t>linspace(</w:t>
+      </w:r>
+      <w:r>
+        <w:rPr>
+          <w:rFonts w:ascii="Consolas" w:eastAsia="宋体" w:hAnsi="Consolas" w:cs="宋体"/>
+          <w:color w:val="FF9DA4"/>
+          <w:kern w:val="0"/>
+          <w:szCs w:val="21"/>
+          <w14:ligatures w14:val="none"/>
+        </w:rPr>
+        <w:t>boundaries</w:t>
+      </w:r>
+      <w:r>
+        <w:rPr>
+          <w:rFonts w:ascii="Consolas" w:eastAsia="宋体" w:hAnsi="Consolas" w:cs="宋体"/>
+          <w:color w:val="BBDAFF"/>
+          <w:kern w:val="0"/>
+          <w:szCs w:val="21"/>
+          <w14:ligatures w14:val="none"/>
+        </w:rPr>
+        <w:t>.</w:t>
+      </w:r>
+      <w:r>
+        <w:rPr>
+          <w:rFonts w:ascii="Consolas" w:eastAsia="宋体" w:hAnsi="Consolas" w:cs="宋体"/>
+          <w:color w:val="FF9DA4"/>
+          <w:kern w:val="0"/>
+          <w:szCs w:val="21"/>
+          <w14:ligatures w14:val="none"/>
+        </w:rPr>
+        <w:t>y</w:t>
+      </w:r>
+      <w:r>
+        <w:rPr>
+          <w:rFonts w:ascii="Consolas" w:eastAsia="宋体" w:hAnsi="Consolas" w:cs="宋体"/>
+          <w:color w:val="BBDAFF"/>
+          <w:kern w:val="0"/>
+          <w:szCs w:val="21"/>
+          <w14:ligatures w14:val="none"/>
+        </w:rPr>
+        <w:t>[</w:t>
+      </w:r>
+      <w:r>
+        <w:rPr>
+          <w:rFonts w:ascii="Consolas" w:eastAsia="宋体" w:hAnsi="Consolas" w:cs="宋体"/>
+          <w:color w:val="FFC58F"/>
+          <w:kern w:val="0"/>
+          <w:szCs w:val="21"/>
+          <w14:ligatures w14:val="none"/>
+        </w:rPr>
+        <w:t>0</w:t>
+      </w:r>
+      <w:r>
+        <w:rPr>
+          <w:rFonts w:ascii="Consolas" w:eastAsia="宋体" w:hAnsi="Consolas" w:cs="宋体"/>
+          <w:color w:val="BBDAFF"/>
+          <w:kern w:val="0"/>
+          <w:szCs w:val="21"/>
+          <w14:ligatures w14:val="none"/>
+        </w:rPr>
+        <w:t xml:space="preserve">], </w:t>
+      </w:r>
+      <w:r>
+        <w:rPr>
+          <w:rFonts w:ascii="Consolas" w:eastAsia="宋体" w:hAnsi="Consolas" w:cs="宋体"/>
+          <w:color w:val="FF9DA4"/>
+          <w:kern w:val="0"/>
+          <w:szCs w:val="21"/>
+          <w14:ligatures w14:val="none"/>
+        </w:rPr>
+        <w:t>boundaries</w:t>
+      </w:r>
+      <w:r>
+        <w:rPr>
+          <w:rFonts w:ascii="Consolas" w:eastAsia="宋体" w:hAnsi="Consolas" w:cs="宋体"/>
+          <w:color w:val="BBDAFF"/>
+          <w:kern w:val="0"/>
+          <w:szCs w:val="21"/>
+          <w14:ligatures w14:val="none"/>
+        </w:rPr>
+        <w:t>.</w:t>
+      </w:r>
+      <w:r>
+        <w:rPr>
+          <w:rFonts w:ascii="Consolas" w:eastAsia="宋体" w:hAnsi="Consolas" w:cs="宋体"/>
+          <w:color w:val="FF9DA4"/>
+          <w:kern w:val="0"/>
+          <w:szCs w:val="21"/>
+          <w14:ligatures w14:val="none"/>
+        </w:rPr>
+        <w:t>y</w:t>
+      </w:r>
+      <w:r>
+        <w:rPr>
+          <w:rFonts w:ascii="Consolas" w:eastAsia="宋体" w:hAnsi="Consolas" w:cs="宋体"/>
+          <w:color w:val="BBDAFF"/>
+          <w:kern w:val="0"/>
+          <w:szCs w:val="21"/>
+          <w14:ligatures w14:val="none"/>
+        </w:rPr>
+        <w:t>[</w:t>
+      </w:r>
+      <w:r>
+        <w:rPr>
+          <w:rFonts w:ascii="Consolas" w:eastAsia="宋体" w:hAnsi="Consolas" w:cs="宋体"/>
+          <w:color w:val="99FFFF"/>
+          <w:kern w:val="0"/>
+          <w:szCs w:val="21"/>
+          <w14:ligatures w14:val="none"/>
+        </w:rPr>
+        <w:t>-</w:t>
+      </w:r>
+      <w:r>
+        <w:rPr>
+          <w:rFonts w:ascii="Consolas" w:eastAsia="宋体" w:hAnsi="Consolas" w:cs="宋体"/>
+          <w:color w:val="FFC58F"/>
+          <w:kern w:val="0"/>
+          <w:szCs w:val="21"/>
+          <w14:ligatures w14:val="none"/>
+        </w:rPr>
+        <w:t>1</w:t>
+      </w:r>
+      <w:r>
+        <w:rPr>
+          <w:rFonts w:ascii="Consolas" w:eastAsia="宋体" w:hAnsi="Consolas" w:cs="宋体"/>
+          <w:color w:val="BBDAFF"/>
+          <w:kern w:val="0"/>
+          <w:szCs w:val="21"/>
+          <w14:ligatures w14:val="none"/>
+        </w:rPr>
+        <w:t xml:space="preserve">], </w:t>
+      </w:r>
+      <w:r>
+        <w:rPr>
+          <w:rFonts w:ascii="Consolas" w:eastAsia="宋体" w:hAnsi="Consolas" w:cs="宋体"/>
+          <w:color w:val="FF9DA4"/>
+          <w:kern w:val="0"/>
+          <w:szCs w:val="21"/>
+          <w14:ligatures w14:val="none"/>
+        </w:rPr>
+        <w:t>permittivity_3d</w:t>
+      </w:r>
+      <w:r>
+        <w:rPr>
+          <w:rFonts w:ascii="Consolas" w:eastAsia="宋体" w:hAnsi="Consolas" w:cs="宋体"/>
+          <w:color w:val="BBDAFF"/>
+          <w:kern w:val="0"/>
+          <w:szCs w:val="21"/>
+          <w14:ligatures w14:val="none"/>
+        </w:rPr>
+        <w:t>.</w:t>
+      </w:r>
+      <w:r>
+        <w:rPr>
+          <w:rFonts w:ascii="Consolas" w:eastAsia="宋体" w:hAnsi="Consolas" w:cs="宋体"/>
+          <w:color w:val="FF9DA4"/>
+          <w:kern w:val="0"/>
+          <w:szCs w:val="21"/>
+          <w14:ligatures w14:val="none"/>
+        </w:rPr>
+        <w:t>shape</w:t>
+      </w:r>
+      <w:r>
+        <w:rPr>
+          <w:rFonts w:ascii="Consolas" w:eastAsia="宋体" w:hAnsi="Consolas" w:cs="宋体"/>
+          <w:color w:val="BBDAFF"/>
+          <w:kern w:val="0"/>
+          <w:szCs w:val="21"/>
+          <w14:ligatures w14:val="none"/>
+        </w:rPr>
+        <w:t>[</w:t>
+      </w:r>
+      <w:r>
+        <w:rPr>
+          <w:rFonts w:ascii="Consolas" w:eastAsia="宋体" w:hAnsi="Consolas" w:cs="宋体"/>
+          <w:color w:val="FFC58F"/>
+          <w:kern w:val="0"/>
+          <w:szCs w:val="21"/>
+          <w14:ligatures w14:val="none"/>
+        </w:rPr>
+        <w:t>1</w:t>
+      </w:r>
+      <w:r>
+        <w:rPr>
+          <w:rFonts w:ascii="Consolas" w:eastAsia="宋体" w:hAnsi="Consolas" w:cs="宋体"/>
+          <w:color w:val="BBDAFF"/>
+          <w:kern w:val="0"/>
+          <w:szCs w:val="21"/>
+          <w14:ligatures w14:val="none"/>
+        </w:rPr>
+        <w:t>])</w:t>
+      </w:r>
+    </w:p>
+    <w:p>
+      <w:pPr>
+        <w:widowControl/>
+        <w:shd w:val="clear" w:color="auto" w:fill="002451"/>
+        <w:spacing w:line="285" w:lineRule="atLeast"/>
+        <w:jc w:val="left"/>
+        <w:rPr>
+          <w:rFonts w:ascii="Consolas" w:eastAsia="宋体" w:hAnsi="Consolas" w:cs="宋体"/>
+          <w:color w:val="FFFFFF"/>
+          <w:kern w:val="0"/>
+          <w:szCs w:val="21"/>
+          <w14:ligatures w14:val="none"/>
+        </w:rPr>
+      </w:pPr>
+      <w:r>
+        <w:rPr>
+          <w:rFonts w:ascii="Consolas" w:eastAsia="宋体" w:hAnsi="Consolas" w:cs="宋体"/>
+          <w:color w:val="FF9DA4"/>
+          <w:kern w:val="0"/>
+          <w:szCs w:val="21"/>
+          <w14:ligatures w14:val="none"/>
+        </w:rPr>
+        <w:t>z</w:t>
+      </w:r>
+      <w:r>
+        <w:rPr>
+          <w:rFonts w:ascii="Consolas" w:eastAsia="宋体" w:hAnsi="Consolas" w:cs="宋体"/>
+          <w:color w:val="FFFFFF"/>
+          <w:kern w:val="0"/>
+          <w:szCs w:val="21"/>
+          <w14:ligatures w14:val="none"/>
+        </w:rPr>
+        <w:t xml:space="preserve"> </w:t>
+      </w:r>
+      <w:r>
+        <w:rPr>
+          <w:rFonts w:ascii="Consolas" w:eastAsia="宋体" w:hAnsi="Consolas" w:cs="宋体"/>
+          <w:color w:val="99FFFF"/>
+          <w:kern w:val="0"/>
+          <w:szCs w:val="21"/>
+          <w14:ligatures w14:val="none"/>
+        </w:rPr>
+        <w:t>=</w:t>
+      </w:r>
+      <w:r>
+        <w:rPr>
+          <w:rFonts w:ascii="Consolas" w:eastAsia="宋体" w:hAnsi="Consolas" w:cs="宋体"/>
+          <w:color w:val="FFFFFF"/>
+          <w:kern w:val="0"/>
+          <w:szCs w:val="21"/>
+          <w14:ligatures w14:val="none"/>
+        </w:rPr>
+        <w:t xml:space="preserve"> </w:t>
+      </w:r>
+      <w:r>
+        <w:rPr>
+          <w:rFonts w:ascii="Consolas" w:eastAsia="宋体" w:hAnsi="Consolas" w:cs="宋体"/>
+          <w:color w:val="FFEEAD"/>
+          <w:kern w:val="0"/>
+          <w:szCs w:val="21"/>
+          <w14:ligatures w14:val="none"/>
+        </w:rPr>
+        <w:t>np</w:t>
+      </w:r>
+      <w:r>
+        <w:rPr>
+          <w:rFonts w:ascii="Consolas" w:eastAsia="宋体" w:hAnsi="Consolas" w:cs="宋体"/>
+          <w:color w:val="FFFFFF"/>
+          <w:kern w:val="0"/>
+          <w:szCs w:val="21"/>
+          <w14:ligatures w14:val="none"/>
+        </w:rPr>
+        <w:t>.</w:t>
+      </w:r>
+      <w:r>
+        <w:rPr>
+          <w:rFonts w:ascii="Consolas" w:eastAsia="宋体" w:hAnsi="Consolas" w:cs="宋体"/>
+          <w:color w:val="BBDAFF"/>
+          <w:kern w:val="0"/>
+          <w:szCs w:val="21"/>
+          <w14:ligatures w14:val="none"/>
+        </w:rPr>
+        <w:t>linspace(</w:t>
+      </w:r>
+      <w:r>
+        <w:rPr>
+          <w:rFonts w:ascii="Consolas" w:eastAsia="宋体" w:hAnsi="Consolas" w:cs="宋体"/>
+          <w:color w:val="FF9DA4"/>
+          <w:kern w:val="0"/>
+          <w:szCs w:val="21"/>
+          <w14:ligatures w14:val="none"/>
+        </w:rPr>
+        <w:t>boundaries</w:t>
+      </w:r>
+      <w:r>
+        <w:rPr>
+          <w:rFonts w:ascii="Consolas" w:eastAsia="宋体" w:hAnsi="Consolas" w:cs="宋体"/>
+          <w:color w:val="BBDAFF"/>
+          <w:kern w:val="0"/>
+          <w:szCs w:val="21"/>
+          <w14:ligatures w14:val="none"/>
+        </w:rPr>
+        <w:t>.</w:t>
+      </w:r>
+      <w:r>
+        <w:rPr>
+          <w:rFonts w:ascii="Consolas" w:eastAsia="宋体" w:hAnsi="Consolas" w:cs="宋体"/>
+          <w:color w:val="FF9DA4"/>
+          <w:kern w:val="0"/>
+          <w:szCs w:val="21"/>
+          <w14:ligatures w14:val="none"/>
+        </w:rPr>
+        <w:t>z</w:t>
+      </w:r>
+      <w:r>
+        <w:rPr>
+          <w:rFonts w:ascii="Consolas" w:eastAsia="宋体" w:hAnsi="Consolas" w:cs="宋体"/>
+          <w:color w:val="BBDAFF"/>
+          <w:kern w:val="0"/>
+          <w:szCs w:val="21"/>
+          <w14:ligatures w14:val="none"/>
+        </w:rPr>
+        <w:t>[</w:t>
+      </w:r>
+      <w:r>
+        <w:rPr>
+          <w:rFonts w:ascii="Consolas" w:eastAsia="宋体" w:hAnsi="Consolas" w:cs="宋体"/>
+          <w:color w:val="FFC58F"/>
+          <w:kern w:val="0"/>
+          <w:szCs w:val="21"/>
+          <w14:ligatures w14:val="none"/>
+        </w:rPr>
+        <w:t>0</w:t>
+      </w:r>
+      <w:r>
+        <w:rPr>
+          <w:rFonts w:ascii="Consolas" w:eastAsia="宋体" w:hAnsi="Consolas" w:cs="宋体"/>
+          <w:color w:val="BBDAFF"/>
+          <w:kern w:val="0"/>
+          <w:szCs w:val="21"/>
+          <w14:ligatures w14:val="none"/>
+        </w:rPr>
+        <w:t xml:space="preserve">], </w:t>
+      </w:r>
+      <w:r>
+        <w:rPr>
+          <w:rFonts w:ascii="Consolas" w:eastAsia="宋体" w:hAnsi="Consolas" w:cs="宋体"/>
+          <w:color w:val="FF9DA4"/>
+          <w:kern w:val="0"/>
+          <w:szCs w:val="21"/>
+          <w14:ligatures w14:val="none"/>
+        </w:rPr>
+        <w:t>boundaries</w:t>
+      </w:r>
+      <w:r>
+        <w:rPr>
+          <w:rFonts w:ascii="Consolas" w:eastAsia="宋体" w:hAnsi="Consolas" w:cs="宋体"/>
+          <w:color w:val="BBDAFF"/>
+          <w:kern w:val="0"/>
+          <w:szCs w:val="21"/>
+          <w14:ligatures w14:val="none"/>
+        </w:rPr>
+        <w:t>.</w:t>
+      </w:r>
+      <w:r>
+        <w:rPr>
+          <w:rFonts w:ascii="Consolas" w:eastAsia="宋体" w:hAnsi="Consolas" w:cs="宋体"/>
+          <w:color w:val="FF9DA4"/>
+          <w:kern w:val="0"/>
+          <w:szCs w:val="21"/>
+          <w14:ligatures w14:val="none"/>
+        </w:rPr>
+        <w:t>z</w:t>
+      </w:r>
+      <w:r>
+        <w:rPr>
+          <w:rFonts w:ascii="Consolas" w:eastAsia="宋体" w:hAnsi="Consolas" w:cs="宋体"/>
+          <w:color w:val="BBDAFF"/>
+          <w:kern w:val="0"/>
+          <w:szCs w:val="21"/>
+          <w14:ligatures w14:val="none"/>
+        </w:rPr>
+        <w:t>[</w:t>
+      </w:r>
+      <w:r>
+        <w:rPr>
+          <w:rFonts w:ascii="Consolas" w:eastAsia="宋体" w:hAnsi="Consolas" w:cs="宋体"/>
+          <w:color w:val="99FFFF"/>
+          <w:kern w:val="0"/>
+          <w:szCs w:val="21"/>
+          <w14:ligatures w14:val="none"/>
+        </w:rPr>
+        <w:t>-</w:t>
+      </w:r>
+      <w:r>
+        <w:rPr>
+          <w:rFonts w:ascii="Consolas" w:eastAsia="宋体" w:hAnsi="Consolas" w:cs="宋体"/>
+          <w:color w:val="FFC58F"/>
+          <w:kern w:val="0"/>
+          <w:szCs w:val="21"/>
+          <w14:ligatures w14:val="none"/>
+        </w:rPr>
+        <w:t>1</w:t>
+      </w:r>
+      <w:r>
+        <w:rPr>
+          <w:rFonts w:ascii="Consolas" w:eastAsia="宋体" w:hAnsi="Consolas" w:cs="宋体"/>
+          <w:color w:val="BBDAFF"/>
+          <w:kern w:val="0"/>
+          <w:szCs w:val="21"/>
+          <w14:ligatures w14:val="none"/>
+        </w:rPr>
+        <w:t xml:space="preserve">], </w:t>
+      </w:r>
+      <w:r>
+        <w:rPr>
+          <w:rFonts w:ascii="Consolas" w:eastAsia="宋体" w:hAnsi="Consolas" w:cs="宋体"/>
+          <w:color w:val="FF9DA4"/>
+          <w:kern w:val="0"/>
+          <w:szCs w:val="21"/>
+          <w14:ligatures w14:val="none"/>
+        </w:rPr>
+        <w:t>permittivity_3d</w:t>
+      </w:r>
+      <w:r>
+        <w:rPr>
+          <w:rFonts w:ascii="Consolas" w:eastAsia="宋体" w:hAnsi="Consolas" w:cs="宋体"/>
+          <w:color w:val="BBDAFF"/>
+          <w:kern w:val="0"/>
+          <w:szCs w:val="21"/>
+          <w14:ligatures w14:val="none"/>
+        </w:rPr>
+        <w:t>.</w:t>
+      </w:r>
+      <w:r>
+        <w:rPr>
+          <w:rFonts w:ascii="Consolas" w:eastAsia="宋体" w:hAnsi="Consolas" w:cs="宋体"/>
+          <w:color w:val="FF9DA4"/>
+          <w:kern w:val="0"/>
+          <w:szCs w:val="21"/>
+          <w14:ligatures w14:val="none"/>
+        </w:rPr>
+        <w:t>shape</w:t>
+      </w:r>
+      <w:r>
+        <w:rPr>
+          <w:rFonts w:ascii="Consolas" w:eastAsia="宋体" w:hAnsi="Consolas" w:cs="宋体"/>
+          <w:color w:val="BBDAFF"/>
+          <w:kern w:val="0"/>
+          <w:szCs w:val="21"/>
+          <w14:ligatures w14:val="none"/>
+        </w:rPr>
+        <w:t>[</w:t>
+      </w:r>
+      <w:r>
+        <w:rPr>
+          <w:rFonts w:ascii="Consolas" w:eastAsia="宋体" w:hAnsi="Consolas" w:cs="宋体"/>
+          <w:color w:val="FFC58F"/>
+          <w:kern w:val="0"/>
+          <w:szCs w:val="21"/>
+          <w14:ligatures w14:val="none"/>
+        </w:rPr>
+        <w:t>2</w:t>
+      </w:r>
+      <w:r>
+        <w:rPr>
+          <w:rFonts w:ascii="Consolas" w:eastAsia="宋体" w:hAnsi="Consolas" w:cs="宋体"/>
+          <w:color w:val="BBDAFF"/>
+          <w:kern w:val="0"/>
+          <w:szCs w:val="21"/>
+          <w14:ligatures w14:val="none"/>
+        </w:rPr>
+        <w:t>])</w:t>
+      </w:r>
+    </w:p>
+    <w:p>
+      <w:pPr>
+        <w:widowControl/>
+        <w:shd w:val="clear" w:color="auto" w:fill="002451"/>
+        <w:spacing w:line="285" w:lineRule="atLeast"/>
+        <w:jc w:val="left"/>
+        <w:rPr>
+          <w:rFonts w:ascii="Consolas" w:eastAsia="宋体" w:hAnsi="Consolas" w:cs="宋体"/>
+          <w:color w:val="FFFFFF"/>
+          <w:kern w:val="0"/>
+          <w:szCs w:val="21"/>
+          <w14:ligatures w14:val="none"/>
+        </w:rPr>
+      </w:pPr>
+      <w:r>
+        <w:rPr>
+          <w:rFonts w:ascii="Consolas" w:eastAsia="宋体" w:hAnsi="Consolas" w:cs="宋体"/>
+          <w:color w:val="FF9DA4"/>
+          <w:kern w:val="0"/>
+          <w:szCs w:val="21"/>
+          <w14:ligatures w14:val="none"/>
+        </w:rPr>
+        <w:t>new_coords</w:t>
+      </w:r>
+      <w:r>
+        <w:rPr>
+          <w:rFonts w:ascii="Consolas" w:eastAsia="宋体" w:hAnsi="Consolas" w:cs="宋体"/>
+          <w:color w:val="FFFFFF"/>
+          <w:kern w:val="0"/>
+          <w:szCs w:val="21"/>
+          <w14:ligatures w14:val="none"/>
+        </w:rPr>
+        <w:t xml:space="preserve"> </w:t>
+      </w:r>
+      <w:r>
+        <w:rPr>
+          <w:rFonts w:ascii="Consolas" w:eastAsia="宋体" w:hAnsi="Consolas" w:cs="宋体"/>
+          <w:color w:val="99FFFF"/>
+          <w:kern w:val="0"/>
+          <w:szCs w:val="21"/>
+          <w14:ligatures w14:val="none"/>
+        </w:rPr>
+        <w:t>=</w:t>
+      </w:r>
+      <w:r>
+        <w:rPr>
+          <w:rFonts w:ascii="Consolas" w:eastAsia="宋体" w:hAnsi="Consolas" w:cs="宋体"/>
+          <w:color w:val="FFFFFF"/>
+          <w:kern w:val="0"/>
+          <w:szCs w:val="21"/>
+          <w14:ligatures w14:val="none"/>
+        </w:rPr>
+        <w:t xml:space="preserve"> </w:t>
+      </w:r>
+      <w:r>
+        <w:rPr>
+          <w:rFonts w:ascii="Consolas" w:eastAsia="宋体" w:hAnsi="Consolas" w:cs="宋体"/>
+          <w:color w:val="FFEEAD"/>
+          <w:kern w:val="0"/>
+          <w:szCs w:val="21"/>
+          <w14:ligatures w14:val="none"/>
+        </w:rPr>
+        <w:t>td</w:t>
+      </w:r>
+      <w:r>
+        <w:rPr>
+          <w:rFonts w:ascii="Consolas" w:eastAsia="宋体" w:hAnsi="Consolas" w:cs="宋体"/>
+          <w:color w:val="FFFFFF"/>
+          <w:kern w:val="0"/>
+          <w:szCs w:val="21"/>
+          <w14:ligatures w14:val="none"/>
+        </w:rPr>
+        <w:t>.</w:t>
+      </w:r>
+      <w:r>
+        <w:rPr>
+          <w:rFonts w:ascii="Consolas" w:eastAsia="宋体" w:hAnsi="Consolas" w:cs="宋体"/>
+          <w:color w:val="FFEEAD"/>
+          <w:kern w:val="0"/>
+          <w:szCs w:val="21"/>
+          <w14:ligatures w14:val="none"/>
+        </w:rPr>
+        <w:t>Coords</w:t>
+      </w:r>
+      <w:r>
+        <w:rPr>
+          <w:rFonts w:ascii="Consolas" w:eastAsia="宋体" w:hAnsi="Consolas" w:cs="宋体"/>
+          <w:color w:val="BBDAFF"/>
+          <w:kern w:val="0"/>
+          <w:szCs w:val="21"/>
+          <w14:ligatures w14:val="none"/>
+        </w:rPr>
+        <w:t>(</w:t>
+      </w:r>
+      <w:r>
+        <w:rPr>
+          <w:rFonts w:ascii="Consolas" w:eastAsia="宋体" w:hAnsi="Consolas" w:cs="宋体"/>
+          <w:color w:val="FF9DA4"/>
+          <w:kern w:val="0"/>
+          <w:szCs w:val="21"/>
+          <w14:ligatures w14:val="none"/>
+        </w:rPr>
+        <w:t>x</w:t>
+      </w:r>
+      <w:r>
+        <w:rPr>
+          <w:rFonts w:ascii="Consolas" w:eastAsia="宋体" w:hAnsi="Consolas" w:cs="宋体"/>
+          <w:color w:val="99FFFF"/>
+          <w:kern w:val="0"/>
+          <w:szCs w:val="21"/>
+          <w14:ligatures w14:val="none"/>
+        </w:rPr>
+        <w:t>=</w:t>
+      </w:r>
+      <w:r>
+        <w:rPr>
+          <w:rFonts w:ascii="Consolas" w:eastAsia="宋体" w:hAnsi="Consolas" w:cs="宋体"/>
+          <w:color w:val="FF9DA4"/>
+          <w:kern w:val="0"/>
+          <w:szCs w:val="21"/>
+          <w14:ligatures w14:val="none"/>
+        </w:rPr>
+        <w:t>x</w:t>
+      </w:r>
+      <w:r>
+        <w:rPr>
+          <w:rFonts w:ascii="Consolas" w:eastAsia="宋体" w:hAnsi="Consolas" w:cs="宋体"/>
+          <w:color w:val="BBDAFF"/>
+          <w:kern w:val="0"/>
+          <w:szCs w:val="21"/>
+          <w14:ligatures w14:val="none"/>
+        </w:rPr>
+        <w:t xml:space="preserve">, </w:t>
+      </w:r>
+      <w:r>
+        <w:rPr>
+          <w:rFonts w:ascii="Consolas" w:eastAsia="宋体" w:hAnsi="Consolas" w:cs="宋体"/>
+          <w:color w:val="FF9DA4"/>
+          <w:kern w:val="0"/>
+          <w:szCs w:val="21"/>
+          <w14:ligatures w14:val="none"/>
+        </w:rPr>
+        <w:t>y</w:t>
+      </w:r>
+      <w:r>
+        <w:rPr>
+          <w:rFonts w:ascii="Consolas" w:eastAsia="宋体" w:hAnsi="Consolas" w:cs="宋体"/>
+          <w:color w:val="99FFFF"/>
+          <w:kern w:val="0"/>
+          <w:szCs w:val="21"/>
+          <w14:ligatures w14:val="none"/>
+        </w:rPr>
+        <w:t>=</w:t>
+      </w:r>
+      <w:r>
+        <w:rPr>
+          <w:rFonts w:ascii="Consolas" w:eastAsia="宋体" w:hAnsi="Consolas" w:cs="宋体"/>
+          <w:color w:val="FF9DA4"/>
+          <w:kern w:val="0"/>
+          <w:szCs w:val="21"/>
+          <w14:ligatures w14:val="none"/>
+        </w:rPr>
+        <w:t>y</w:t>
+      </w:r>
+      <w:r>
+        <w:rPr>
+          <w:rFonts w:ascii="Consolas" w:eastAsia="宋体" w:hAnsi="Consolas" w:cs="宋体"/>
+          <w:color w:val="BBDAFF"/>
+          <w:kern w:val="0"/>
+          <w:szCs w:val="21"/>
+          <w14:ligatures w14:val="none"/>
+        </w:rPr>
+        <w:t xml:space="preserve">, </w:t>
+      </w:r>
+      <w:r>
+        <w:rPr>
+          <w:rFonts w:ascii="Consolas" w:eastAsia="宋体" w:hAnsi="Consolas" w:cs="宋体"/>
+          <w:color w:val="FF9DA4"/>
+          <w:kern w:val="0"/>
+          <w:szCs w:val="21"/>
+          <w14:ligatures w14:val="none"/>
+        </w:rPr>
+        <w:t>z</w:t>
+      </w:r>
+      <w:r>
+        <w:rPr>
+          <w:rFonts w:ascii="Consolas" w:eastAsia="宋体" w:hAnsi="Consolas" w:cs="宋体"/>
+          <w:color w:val="99FFFF"/>
+          <w:kern w:val="0"/>
+          <w:szCs w:val="21"/>
+          <w14:ligatures w14:val="none"/>
+        </w:rPr>
+        <w:t>=</w:t>
+      </w:r>
+      <w:r>
+        <w:rPr>
+          <w:rFonts w:ascii="Consolas" w:eastAsia="宋体" w:hAnsi="Consolas" w:cs="宋体"/>
+          <w:color w:val="FF9DA4"/>
+          <w:kern w:val="0"/>
+          <w:szCs w:val="21"/>
+          <w14:ligatures w14:val="none"/>
+        </w:rPr>
+        <w:t>z</w:t>
+      </w:r>
+      <w:r>
+        <w:rPr>
+          <w:rFonts w:ascii="Consolas" w:eastAsia="宋体" w:hAnsi="Consolas" w:cs="宋体"/>
+          <w:color w:val="BBDAFF"/>
+          <w:kern w:val="0"/>
+          <w:szCs w:val="21"/>
+          <w14:ligatures w14:val="none"/>
+        </w:rPr>
+        <w:t>)</w:t>
+      </w:r>
+    </w:p>
+    <w:p>
+      <w:pPr>
+        <w:rPr>
+          <w:rFonts w:hint="eastAsia"/>
+        </w:rPr>
+      </w:pPr>
+    </w:p>
+    <w:p>
+      <w:pPr>
+        <w:rPr>
+          <w:rFonts w:hint="eastAsia"/>
+        </w:rPr>
+      </w:pPr>
+      <w:r>
+        <w:rPr>
+          <w:noProof/>
+        </w:rPr>
+        <w:lastRenderedPageBreak/>
+        <w:drawing>
+          <wp:inline distT="0" distB="0" distL="0" distR="0" wp14:anchorId="21EFDBED" wp14:editId="0C0EF625">
+            <wp:extent cx="8010525" cy="6781800"/>
+            <wp:effectExtent l="0" t="0" r="9525" b="0"/>
+            <wp:docPr id="889505311" name="图片 1"/>
+            <wp:cNvGraphicFramePr>
+              <a:graphicFrameLocks xmlns:a="http://schemas.openxmlformats.org/drawingml/2006/main" noChangeAspect="1"/>
+            </wp:cNvGraphicFramePr>
+            <a:graphic xmlns:a="http://schemas.openxmlformats.org/drawingml/2006/main">
+              <a:graphicData uri="http://schemas.openxmlformats.org/drawingml/2006/picture">
+                <pic:pic xmlns:pic="http://schemas.openxmlformats.org/drawingml/2006/picture">
+                  <pic:nvPicPr>
+                    <pic:cNvPr id="889505311" name=""/>
+                    <pic:cNvPicPr/>
+                  </pic:nvPicPr>
+                  <pic:blipFill>
+                    <a:blip r:embed="rId43"/>
+                    <a:stretch>
+                      <a:fillRect/>
+                    </a:stretch>
+                  </pic:blipFill>
+                  <pic:spPr>
+                    <a:xfrm>
+                      <a:off x="0" y="0"/>
+                      <a:ext cx="8010525" cy="6781800"/>
+                    </a:xfrm>
+                    <a:prstGeom prst="rect">
+                      <a:avLst/>
+                    </a:prstGeom>
+                  </pic:spPr>
+                </pic:pic>
+              </a:graphicData>
+            </a:graphic>
+          </wp:inline>
+        </w:drawing>
+      </w:r>
+    </w:p>
+    <w:p>
+      <w:pPr>
+        <w:rPr>
+          <w:rFonts w:hint="eastAsia"/>
+        </w:rPr>
+      </w:pPr>
+    </w:p>
+    <w:p>
+      <w:pPr>
+        <w:pStyle w:val="3"/>
+        <w:rPr>
+          <w:rFonts w:hint="eastAsia"/>
+        </w:rPr>
+      </w:pPr>
+      <w:r>
+        <w:rPr>
+          <w:rFonts w:hint="eastAsia"/>
+        </w:rPr>
+        <w:lastRenderedPageBreak/>
+        <w:t>在开启subpixel后运行的结果是：</w:t>
+      </w:r>
+    </w:p>
+    <w:p>
+      <w:pPr>
+        <w:rPr>
+          <w:rFonts w:hint="eastAsia"/>
+        </w:rPr>
+      </w:pPr>
+      <w:r>
+        <w:rPr>
+          <w:noProof/>
+        </w:rPr>
+        <w:drawing>
+          <wp:inline distT="0" distB="0" distL="0" distR="0" wp14:anchorId="1DAE5954" wp14:editId="44A59B8B">
+            <wp:extent cx="7858125" cy="6238875"/>
+            <wp:effectExtent l="0" t="0" r="9525" b="9525"/>
+            <wp:docPr id="1734513105" name="图片 1"/>
+            <wp:cNvGraphicFramePr>
+              <a:graphicFrameLocks xmlns:a="http://schemas.openxmlformats.org/drawingml/2006/main" noChangeAspect="1"/>
+            </wp:cNvGraphicFramePr>
+            <a:graphic xmlns:a="http://schemas.openxmlformats.org/drawingml/2006/main">
+              <a:graphicData uri="http://schemas.openxmlformats.org/drawingml/2006/picture">
+                <pic:pic xmlns:pic="http://schemas.openxmlformats.org/drawingml/2006/picture">
+                  <pic:nvPicPr>
+                    <pic:cNvPr id="1734513105" name=""/>
+                    <pic:cNvPicPr/>
+                  </pic:nvPicPr>
+                  <pic:blipFill>
+                    <a:blip r:embed="rId44"/>
+                    <a:stretch>
+                      <a:fillRect/>
+                    </a:stretch>
+                  </pic:blipFill>
+                  <pic:spPr>
+                    <a:xfrm>
+                      <a:off x="0" y="0"/>
+                      <a:ext cx="7858125" cy="6238875"/>
+                    </a:xfrm>
+                    <a:prstGeom prst="rect">
+                      <a:avLst/>
+                    </a:prstGeom>
+                  </pic:spPr>
+                </pic:pic>
+              </a:graphicData>
+            </a:graphic>
+          </wp:inline>
+        </w:drawing>
+      </w:r>
+    </w:p>
+    <w:p>
+      <w:pPr>
+        <w:rPr>
+          <w:rFonts w:hint="eastAsia"/>
+        </w:rPr>
+      </w:pPr>
+    </w:p>
+    <w:p>
+      <w:pPr>
+        <w:rPr>
+          <w:rFonts w:hint="eastAsia"/>
+        </w:rPr>
+      </w:pPr>
+    </w:p>
+    <w:p>
+      <w:pPr>
+        <w:rPr>
+          <w:rFonts w:hint="eastAsia"/>
+        </w:rPr>
+      </w:pPr>
+    </w:p>
+    <w:p>
+      <w:pPr>
+        <w:rPr>
+          <w:rFonts w:hint="eastAsia"/>
+        </w:rPr>
+      </w:pPr>
+    </w:p>
+    <w:p>
+      <w:pPr>
+        <w:rPr>
+          <w:rFonts w:hint="eastAsia"/>
+        </w:rPr>
+      </w:pPr>
+      <w:r>
+        <w:rPr>
+          <w:rFonts w:hint="eastAsia"/>
+        </w:rPr>
+        <w:t>如果取格子的中心点</w:t>
+      </w:r>
+      <w:r>
+        <w:rPr>
+          <w:rFonts w:hint="eastAsia"/>
+        </w:rPr>
+        <w:t>，还可以支持非均匀网格</w:t>
+      </w:r>
+      <w:r>
+        <w:rPr>
+          <w:rFonts w:hint="eastAsia"/>
+        </w:rPr>
+        <w:t>，插值法为linear</w:t>
+      </w:r>
+      <w:r>
+        <w:rPr>
+          <w:rFonts w:hint="eastAsia"/>
+        </w:rPr>
+        <w:t>：</w:t>
+      </w:r>
+    </w:p>
+    <w:p>
+      <w:pPr>
+        <w:rPr>
+          <w:rFonts w:hint="eastAsia"/>
+        </w:rPr>
+      </w:pPr>
+      <w:r>
+        <w:lastRenderedPageBreak/>
+        <w:tab/>
+      </w:r>
+      <w:r>
+        <w:rPr>
+          <w:noProof/>
+        </w:rPr>
+        <w:drawing>
+          <wp:inline distT="0" distB="0" distL="0" distR="0" wp14:anchorId="18D7E900" wp14:editId="2E126BA9">
+            <wp:extent cx="7953375" cy="6772275"/>
+            <wp:effectExtent l="0" t="0" r="9525" b="9525"/>
+            <wp:docPr id="400906139" name="图片 1"/>
+            <wp:cNvGraphicFramePr>
+              <a:graphicFrameLocks xmlns:a="http://schemas.openxmlformats.org/drawingml/2006/main" noChangeAspect="1"/>
+            </wp:cNvGraphicFramePr>
+            <a:graphic xmlns:a="http://schemas.openxmlformats.org/drawingml/2006/main">
+              <a:graphicData uri="http://schemas.openxmlformats.org/drawingml/2006/picture">
+                <pic:pic xmlns:pic="http://schemas.openxmlformats.org/drawingml/2006/picture">
+                  <pic:nvPicPr>
+                    <pic:cNvPr id="400906139" name=""/>
+                    <pic:cNvPicPr/>
+                  </pic:nvPicPr>
+                  <pic:blipFill>
+                    <a:blip r:embed="rId45"/>
+                    <a:stretch>
+                      <a:fillRect/>
+                    </a:stretch>
+                  </pic:blipFill>
+                  <pic:spPr>
+                    <a:xfrm>
+                      <a:off x="0" y="0"/>
+                      <a:ext cx="7953375" cy="6772275"/>
+                    </a:xfrm>
+                    <a:prstGeom prst="rect">
+                      <a:avLst/>
+                    </a:prstGeom>
+                  </pic:spPr>
+                </pic:pic>
+              </a:graphicData>
+            </a:graphic>
+          </wp:inline>
+        </w:drawing>
+      </w:r>
+    </w:p>
+    <w:p>
+      <w:pPr>
+        <w:rPr>
+          <w:rFonts w:hint="eastAsia"/>
+        </w:rPr>
+      </w:pPr>
+      <w:r>
+        <w:rPr>
+          <w:rFonts w:hint="eastAsia"/>
+        </w:rPr>
+        <w:t>Better</w:t>
+      </w:r>
+      <w:r>
+        <w:rPr>
+          <w:rFonts w:hint="eastAsia"/>
+        </w:rPr>
+        <w:t>!</w:t>
+      </w:r>
+    </w:p>
+    <w:p>
+      <w:pPr>
+        <w:rPr>
+          <w:rFonts w:hint="eastAsia"/>
+        </w:rPr>
+      </w:pPr>
+      <w:r>
+        <w:rPr>
+          <w:noProof/>
+        </w:rPr>
+        <w:lastRenderedPageBreak/>
+        <w:drawing>
+          <wp:inline distT="0" distB="0" distL="0" distR="0" wp14:anchorId="0285DF0D" wp14:editId="64CA9CFC">
+            <wp:extent cx="7896225" cy="6172200"/>
+            <wp:effectExtent l="0" t="0" r="9525" b="0"/>
+            <wp:docPr id="1700024029" name="图片 1"/>
+            <wp:cNvGraphicFramePr>
+              <a:graphicFrameLocks xmlns:a="http://schemas.openxmlformats.org/drawingml/2006/main" noChangeAspect="1"/>
+            </wp:cNvGraphicFramePr>
+            <a:graphic xmlns:a="http://schemas.openxmlformats.org/drawingml/2006/main">
+              <a:graphicData uri="http://schemas.openxmlformats.org/drawingml/2006/picture">
+                <pic:pic xmlns:pic="http://schemas.openxmlformats.org/drawingml/2006/picture">
+                  <pic:nvPicPr>
+                    <pic:cNvPr id="1700024029" name=""/>
+                    <pic:cNvPicPr/>
+                  </pic:nvPicPr>
+                  <pic:blipFill>
+                    <a:blip r:embed="rId46"/>
+                    <a:stretch>
+                      <a:fillRect/>
+                    </a:stretch>
+                  </pic:blipFill>
+                  <pic:spPr>
+                    <a:xfrm>
+                      <a:off x="0" y="0"/>
+                      <a:ext cx="7896225" cy="6172200"/>
+                    </a:xfrm>
+                    <a:prstGeom prst="rect">
+                      <a:avLst/>
+                    </a:prstGeom>
+                  </pic:spPr>
+                </pic:pic>
+              </a:graphicData>
+            </a:graphic>
+          </wp:inline>
+        </w:drawing>
+      </w:r>
+    </w:p>
+    <w:p>
+      <w:pPr>
+        <w:rPr>
+          <w:rFonts w:hint="eastAsia"/>
+        </w:rPr>
+      </w:pPr>
+    </w:p>
+    <w:p>
+      <w:pPr>
+        <w:rPr>
+          <w:rFonts w:hint="eastAsia"/>
+        </w:rPr>
+      </w:pPr>
+    </w:p>
+    <w:p>
+      <w:pPr>
+        <w:rPr>
+          <w:rFonts w:hint="eastAsia"/>
+        </w:rPr>
+      </w:pPr>
+      <w:r>
+        <w:rPr>
+          <w:rFonts w:hint="eastAsia"/>
+        </w:rPr>
+        <w:t>与tidy3d subpixel对比：</w:t>
+      </w:r>
+    </w:p>
+    <w:p>
+      <w:pPr>
+        <w:rPr>
+          <w:rFonts w:hint="eastAsia"/>
+        </w:rPr>
+      </w:pPr>
+    </w:p>
+    <w:p>
+      <w:pPr>
+        <w:rPr>
+          <w:rFonts w:hint="eastAsia"/>
+        </w:rPr>
+      </w:pPr>
+    </w:p>
+    <w:p>
+      <w:pPr>
+        <w:rPr>
+          <w:rFonts w:hint="eastAsia"/>
+        </w:rPr>
+      </w:pPr>
+    </w:p>
+    <w:p>
+      <w:pPr>
+        <w:rPr>
+          <w:rFonts w:hint="eastAsia"/>
+        </w:rPr>
+      </w:pPr>
+      <w:r>
+        <w:rPr>
+          <w:rFonts w:hint="eastAsia"/>
+        </w:rPr>
+        <w:t>8格</w:t>
+      </w:r>
+      <w:r>
+        <w:rPr>
+          <w:rFonts w:hint="eastAsia"/>
+        </w:rPr>
+        <w:t>平均法：</w:t>
+      </w:r>
+    </w:p>
+    <w:p>
+      <w:pPr>
+        <w:rPr>
+          <w:rFonts w:hint="eastAsia"/>
+        </w:rPr>
+      </w:pPr>
+      <w:r>
+        <w:rPr>
+          <w:noProof/>
+        </w:rPr>
+        <w:lastRenderedPageBreak/>
+        <w:drawing>
+          <wp:inline distT="0" distB="0" distL="0" distR="0" wp14:anchorId="4DE2410B" wp14:editId="7BE61231">
+            <wp:extent cx="8001000" cy="6810375"/>
+            <wp:effectExtent l="0" t="0" r="0" b="9525"/>
+            <wp:docPr id="1184692697" name="图片 1"/>
+            <wp:cNvGraphicFramePr>
+              <a:graphicFrameLocks xmlns:a="http://schemas.openxmlformats.org/drawingml/2006/main" noChangeAspect="1"/>
+            </wp:cNvGraphicFramePr>
+            <a:graphic xmlns:a="http://schemas.openxmlformats.org/drawingml/2006/main">
+              <a:graphicData uri="http://schemas.openxmlformats.org/drawingml/2006/picture">
+                <pic:pic xmlns:pic="http://schemas.openxmlformats.org/drawingml/2006/picture">
+                  <pic:nvPicPr>
+                    <pic:cNvPr id="1184692697" name=""/>
+                    <pic:cNvPicPr/>
+                  </pic:nvPicPr>
+                  <pic:blipFill>
+                    <a:blip r:embed="rId47"/>
+                    <a:stretch>
+                      <a:fillRect/>
+                    </a:stretch>
+                  </pic:blipFill>
+                  <pic:spPr>
+                    <a:xfrm>
+                      <a:off x="0" y="0"/>
+                      <a:ext cx="8001000" cy="6810375"/>
+                    </a:xfrm>
+                    <a:prstGeom prst="rect">
+                      <a:avLst/>
+                    </a:prstGeom>
+                  </pic:spPr>
+                </pic:pic>
+              </a:graphicData>
+            </a:graphic>
+          </wp:inline>
+        </w:drawing>
+      </w:r>
+    </w:p>
+    <w:p>
+      <w:pPr>
+        <w:rPr>
+          <w:rFonts w:hint="eastAsia"/>
+        </w:rPr>
+      </w:pPr>
+      <w:r>
+        <w:rPr>
+          <w:rFonts w:hint="eastAsia"/>
+        </w:rPr>
+        <w:t>使用平均</w:t>
+      </w:r>
+      <w:r>
+        <w:rPr>
+          <w:rFonts w:hint="eastAsia"/>
+        </w:rPr>
+        <w:t>法</w:t>
+      </w:r>
+      <w:r>
+        <w:rPr>
+          <w:rFonts w:hint="eastAsia"/>
+        </w:rPr>
+        <w:t>，且迭代次数=6</w:t>
+      </w:r>
+    </w:p>
+    <w:p>
+      <w:pPr>
+        <w:rPr>
+          <w:rFonts w:hint="eastAsia"/>
+        </w:rPr>
+      </w:pPr>
+      <w:r>
+        <w:rPr>
+          <w:noProof/>
+        </w:rPr>
+        <w:lastRenderedPageBreak/>
+        <w:drawing>
+          <wp:inline distT="0" distB="0" distL="0" distR="0" wp14:anchorId="36297DB3" wp14:editId="70C80514">
+            <wp:extent cx="7896225" cy="6343650"/>
+            <wp:effectExtent l="0" t="0" r="9525" b="0"/>
+            <wp:docPr id="1035604271" name="图片 1"/>
+            <wp:cNvGraphicFramePr>
+              <a:graphicFrameLocks xmlns:a="http://schemas.openxmlformats.org/drawingml/2006/main" noChangeAspect="1"/>
+            </wp:cNvGraphicFramePr>
+            <a:graphic xmlns:a="http://schemas.openxmlformats.org/drawingml/2006/main">
+              <a:graphicData uri="http://schemas.openxmlformats.org/drawingml/2006/picture">
+                <pic:pic xmlns:pic="http://schemas.openxmlformats.org/drawingml/2006/picture">
+                  <pic:nvPicPr>
+                    <pic:cNvPr id="1035604271" name=""/>
+                    <pic:cNvPicPr/>
+                  </pic:nvPicPr>
+                  <pic:blipFill>
+                    <a:blip r:embed="rId48"/>
+                    <a:stretch>
+                      <a:fillRect/>
+                    </a:stretch>
+                  </pic:blipFill>
+                  <pic:spPr>
+                    <a:xfrm>
+                      <a:off x="0" y="0"/>
+                      <a:ext cx="7896225" cy="6343650"/>
+                    </a:xfrm>
+                    <a:prstGeom prst="rect">
+                      <a:avLst/>
+                    </a:prstGeom>
+                  </pic:spPr>
+                </pic:pic>
+              </a:graphicData>
+            </a:graphic>
+          </wp:inline>
+        </w:drawing>
+      </w:r>
+    </w:p>
+    <w:p>
+      <w:pPr>
+        <w:rPr>
+          <w:rFonts w:hint="eastAsia"/>
+        </w:rPr>
+      </w:pPr>
+    </w:p>
+    <w:p>
+      <w:pPr>
+        <w:rPr>
+          <w:rFonts w:hint="eastAsia"/>
+        </w:rPr>
+      </w:pPr>
+    </w:p>
+    <w:p>
+      <w:pPr>
+        <w:rPr>
+          <w:rFonts w:hint="eastAsia"/>
+        </w:rPr>
+      </w:pPr>
+      <w:r>
+        <w:rPr>
+          <w:rFonts w:hint="eastAsia"/>
+        </w:rPr>
+        <w:t>ModesolverData:</w:t>
+      </w:r>
+    </w:p>
+    <w:p>
+      <w:pPr>
+        <w:rPr>
+          <w:rFonts w:hint="eastAsia"/>
+        </w:rPr>
+      </w:pPr>
+    </w:p>
+    <w:p>
+      <w:pPr>
+        <w:rPr>
+          <w:rFonts w:hint="eastAsia"/>
+        </w:rPr>
+      </w:pPr>
+      <w:r>
+        <w:rPr>
+          <w:noProof/>
+        </w:rPr>
+        <w:drawing>
+          <wp:inline distT="0" distB="0" distL="0" distR="0" wp14:anchorId="202D2781" wp14:editId="6B109970">
+            <wp:extent cx="8406130" cy="5476875"/>
+            <wp:effectExtent l="0" t="0" r="0" b="9525"/>
+            <wp:docPr id="440414648" name="图片 1"/>
+            <wp:cNvGraphicFramePr>
+              <a:graphicFrameLocks xmlns:a="http://schemas.openxmlformats.org/drawingml/2006/main" noChangeAspect="1"/>
+            </wp:cNvGraphicFramePr>
+            <a:graphic xmlns:a="http://schemas.openxmlformats.org/drawingml/2006/main">
+              <a:graphicData uri="http://schemas.openxmlformats.org/drawingml/2006/picture">
+                <pic:pic xmlns:pic="http://schemas.openxmlformats.org/drawingml/2006/picture">
+                  <pic:nvPicPr>
+                    <pic:cNvPr id="440414648" name=""/>
+                    <pic:cNvPicPr/>
+                  </pic:nvPicPr>
+                  <pic:blipFill>
+                    <a:blip r:embed="rId49"/>
+                    <a:stretch>
+                      <a:fillRect/>
+                    </a:stretch>
+                  </pic:blipFill>
+                  <pic:spPr>
+                    <a:xfrm>
+                      <a:off x="0" y="0"/>
+                      <a:ext cx="8406130" cy="5476875"/>
+                    </a:xfrm>
+                    <a:prstGeom prst="rect">
+                      <a:avLst/>
+                    </a:prstGeom>
+                  </pic:spPr>
+                </pic:pic>
+              </a:graphicData>
+            </a:graphic>
+          </wp:inline>
+        </w:drawing>
+      </w:r>
+    </w:p>
+    <w:p>
+      <w:pPr>
+        <w:rPr>
+          <w:rFonts w:hint="eastAsia"/>
+        </w:rPr>
+      </w:pPr>
+    </w:p>
+    <w:p>
+      <w:pPr>
+        <w:rPr>
+          <w:rFonts w:hint="eastAsia"/>
+        </w:rPr>
+      </w:pPr>
+      <w:r>
+        <w:rPr>
+          <w:noProof/>
+        </w:rPr>
+        <w:lastRenderedPageBreak/>
+        <w:drawing>
+          <wp:inline distT="0" distB="0" distL="0" distR="0" wp14:anchorId="760BC5B6" wp14:editId="3238F647">
+            <wp:extent cx="8406130" cy="5459730"/>
+            <wp:effectExtent l="0" t="0" r="0" b="7620"/>
+            <wp:docPr id="1892883725" name="图片 1"/>
+            <wp:cNvGraphicFramePr>
+              <a:graphicFrameLocks xmlns:a="http://schemas.openxmlformats.org/drawingml/2006/main" noChangeAspect="1"/>
+            </wp:cNvGraphicFramePr>
+            <a:graphic xmlns:a="http://schemas.openxmlformats.org/drawingml/2006/main">
+              <a:graphicData uri="http://schemas.openxmlformats.org/drawingml/2006/picture">
+                <pic:pic xmlns:pic="http://schemas.openxmlformats.org/drawingml/2006/picture">
+                  <pic:nvPicPr>
+                    <pic:cNvPr id="1892883725" name=""/>
+                    <pic:cNvPicPr/>
+                  </pic:nvPicPr>
+                  <pic:blipFill>
+                    <a:blip r:embed="rId50"/>
+                    <a:stretch>
+                      <a:fillRect/>
+                    </a:stretch>
+                  </pic:blipFill>
+                  <pic:spPr>
+                    <a:xfrm>
+                      <a:off x="0" y="0"/>
+                      <a:ext cx="8406130" cy="5459730"/>
+                    </a:xfrm>
+                    <a:prstGeom prst="rect">
+                      <a:avLst/>
+                    </a:prstGeom>
+                  </pic:spPr>
+                </pic:pic>
+              </a:graphicData>
+            </a:graphic>
+          </wp:inline>
+        </w:drawing>
+      </w:r>
+    </w:p>
+    <w:p>
+      <w:pPr>
+        <w:pBdr>
+          <w:bottom w:val="single" w:sz="6" w:space="1" w:color="auto"/>
+        </w:pBdr>
+        <w:rPr>
+          <w:rFonts w:hint="eastAsia"/>
+        </w:rPr>
+      </w:pPr>
+    </w:p>
+    <w:p>
+      <w:pPr>
+        <w:pBdr>
+          <w:bottom w:val="single" w:sz="6" w:space="1" w:color="auto"/>
+        </w:pBdr>
+        <w:rPr>
+          <w:rFonts w:hint="eastAsia"/>
+        </w:rPr>
+      </w:pPr>
+      <w:r>
+        <w:rPr>
+          <w:rFonts w:hint="eastAsia"/>
+        </w:rPr>
+        <w:t>Lx=Ly=Lz=1</w:t>
+      </w:r>
+    </w:p>
+    <w:p>
+      <w:pPr>
+        <w:rPr>
+          <w:rFonts w:hint="eastAsia"/>
+        </w:rPr>
+      </w:pPr>
+      <w:r>
+        <w:rPr>
+          <w:noProof/>
+        </w:rPr>
+        <w:drawing>
+          <wp:inline distT="0" distB="0" distL="0" distR="0" wp14:anchorId="404F626E" wp14:editId="27DCA480">
+            <wp:extent cx="8406130" cy="5779770"/>
+            <wp:effectExtent l="0" t="0" r="0" b="0"/>
+            <wp:docPr id="213841744" name="图片 1"/>
+            <wp:cNvGraphicFramePr>
+              <a:graphicFrameLocks xmlns:a="http://schemas.openxmlformats.org/drawingml/2006/main" noChangeAspect="1"/>
+            </wp:cNvGraphicFramePr>
+            <a:graphic xmlns:a="http://schemas.openxmlformats.org/drawingml/2006/main">
+              <a:graphicData uri="http://schemas.openxmlformats.org/drawingml/2006/picture">
+                <pic:pic xmlns:pic="http://schemas.openxmlformats.org/drawingml/2006/picture">
+                  <pic:nvPicPr>
+                    <pic:cNvPr id="213841744" name=""/>
+                    <pic:cNvPicPr/>
+                  </pic:nvPicPr>
+                  <pic:blipFill>
+                    <a:blip r:embed="rId51"/>
+                    <a:stretch>
+                      <a:fillRect/>
+                    </a:stretch>
+                  </pic:blipFill>
+                  <pic:spPr>
+                    <a:xfrm>
+                      <a:off x="0" y="0"/>
+                      <a:ext cx="8406130" cy="5779770"/>
+                    </a:xfrm>
+                    <a:prstGeom prst="rect">
+                      <a:avLst/>
+                    </a:prstGeom>
+                  </pic:spPr>
+                </pic:pic>
+              </a:graphicData>
+            </a:graphic>
+          </wp:inline>
+        </w:drawing>
+      </w:r>
+    </w:p>
+    <w:p>
+      <w:pPr>
+        <w:rPr>
+          <w:rFonts w:hint="eastAsia"/>
+        </w:rPr>
+      </w:pPr>
+    </w:p>
+    <w:p>
+      <w:pPr>
+        <w:rPr>
+          <w:rFonts w:hint="eastAsia"/>
+        </w:rPr>
+      </w:pPr>
+      <w:r>
+        <w:rPr>
+          <w:rFonts w:hint="eastAsia"/>
+        </w:rPr>
+        <w:t>-------------------linear----------------------</w:t>
+      </w:r>
+    </w:p>
+    <w:p>
+      <w:pPr>
+        <w:rPr>
+          <w:rFonts w:hint="eastAsia"/>
+        </w:rPr>
+      </w:pPr>
+    </w:p>
+    <w:p>
+      <w:pPr>
+        <w:rPr>
+          <w:rFonts w:hint="eastAsia"/>
+        </w:rPr>
+      </w:pPr>
+    </w:p>
+    <w:p>
+      <w:pPr>
+        <w:rPr>
+          <w:rFonts w:hint="eastAsia"/>
+        </w:rPr>
+      </w:pPr>
+    </w:p>
+    <w:p>
+      <w:pPr>
+        <w:rPr>
+          <w:rFonts w:hint="eastAsia"/>
+        </w:rPr>
+      </w:pPr>
+    </w:p>
+    <w:p>
+      <w:pPr>
+        <w:rPr>
+          <w:rFonts w:hint="eastAsia"/>
+        </w:rPr>
+      </w:pPr>
+    </w:p>
+    <w:p>
+      <w:pPr>
+        <w:rPr>
+          <w:rFonts w:hint="eastAsia"/>
+        </w:rPr>
+      </w:pPr>
+      <w:r>
+        <w:rPr>
+          <w:rFonts w:hint="eastAsia"/>
+        </w:rPr>
+        <w:lastRenderedPageBreak/>
+        <w:t>Offset 0</w:t>
+      </w:r>
+    </w:p>
+    <w:p>
+      <w:pPr>
+        <w:rPr>
+          <w:rFonts w:hint="eastAsia"/>
+        </w:rPr>
+      </w:pPr>
+      <w:r>
+        <w:rPr>
+          <w:noProof/>
+        </w:rPr>
+        <w:drawing>
+          <wp:inline distT="0" distB="0" distL="0" distR="0" wp14:anchorId="5A87B343" wp14:editId="22F4FA04">
+            <wp:extent cx="8229600" cy="581025"/>
+            <wp:effectExtent l="0" t="0" r="0" b="9525"/>
+            <wp:docPr id="1785813807" name="图片 1"/>
+            <wp:cNvGraphicFramePr>
+              <a:graphicFrameLocks xmlns:a="http://schemas.openxmlformats.org/drawingml/2006/main" noChangeAspect="1"/>
+            </wp:cNvGraphicFramePr>
+            <a:graphic xmlns:a="http://schemas.openxmlformats.org/drawingml/2006/main">
+              <a:graphicData uri="http://schemas.openxmlformats.org/drawingml/2006/picture">
+                <pic:pic xmlns:pic="http://schemas.openxmlformats.org/drawingml/2006/picture">
+                  <pic:nvPicPr>
+                    <pic:cNvPr id="1785813807" name=""/>
+                    <pic:cNvPicPr/>
+                  </pic:nvPicPr>
+                  <pic:blipFill>
+                    <a:blip r:embed="rId52"/>
+                    <a:stretch>
+                      <a:fillRect/>
+                    </a:stretch>
+                  </pic:blipFill>
+                  <pic:spPr>
+                    <a:xfrm>
+                      <a:off x="0" y="0"/>
+                      <a:ext cx="8229600" cy="581025"/>
+                    </a:xfrm>
+                    <a:prstGeom prst="rect">
+                      <a:avLst/>
+                    </a:prstGeom>
+                  </pic:spPr>
+                </pic:pic>
+              </a:graphicData>
+            </a:graphic>
+          </wp:inline>
+        </w:drawing>
+      </w:r>
+    </w:p>
+    <w:p>
+      <w:pPr>
+        <w:rPr>
+          <w:rFonts w:hint="eastAsia"/>
+        </w:rPr>
+      </w:pPr>
+    </w:p>
+    <w:p>
+      <w:pPr>
+        <w:rPr>
+          <w:rFonts w:hint="eastAsia"/>
+        </w:rPr>
+      </w:pPr>
+      <w:r>
+        <w:rPr>
+          <w:rFonts w:hint="eastAsia"/>
+        </w:rPr>
+        <w:t>Offset 0.025</w:t>
+      </w:r>
+    </w:p>
+    <w:p>
+      <w:pPr>
+        <w:rPr>
+          <w:rFonts w:hint="eastAsia"/>
+        </w:rPr>
+      </w:pPr>
+      <w:r>
+        <w:rPr>
+          <w:noProof/>
+        </w:rPr>
+        <w:drawing>
+          <wp:inline distT="0" distB="0" distL="0" distR="0" wp14:anchorId="1C8361EF" wp14:editId="74D425B1">
+            <wp:extent cx="8406130" cy="779780"/>
+            <wp:effectExtent l="0" t="0" r="0" b="1270"/>
+            <wp:docPr id="145035523" name="图片 1"/>
+            <wp:cNvGraphicFramePr>
+              <a:graphicFrameLocks xmlns:a="http://schemas.openxmlformats.org/drawingml/2006/main" noChangeAspect="1"/>
+            </wp:cNvGraphicFramePr>
+            <a:graphic xmlns:a="http://schemas.openxmlformats.org/drawingml/2006/main">
+              <a:graphicData uri="http://schemas.openxmlformats.org/drawingml/2006/picture">
+                <pic:pic xmlns:pic="http://schemas.openxmlformats.org/drawingml/2006/picture">
+                  <pic:nvPicPr>
+                    <pic:cNvPr id="145035523" name=""/>
+                    <pic:cNvPicPr/>
+                  </pic:nvPicPr>
+                  <pic:blipFill>
+                    <a:blip r:embed="rId53"/>
+                    <a:stretch>
+                      <a:fillRect/>
+                    </a:stretch>
+                  </pic:blipFill>
+                  <pic:spPr>
+                    <a:xfrm>
+                      <a:off x="0" y="0"/>
+                      <a:ext cx="8406130" cy="779780"/>
+                    </a:xfrm>
+                    <a:prstGeom prst="rect">
+                      <a:avLst/>
+                    </a:prstGeom>
+                  </pic:spPr>
+                </pic:pic>
+              </a:graphicData>
+            </a:graphic>
+          </wp:inline>
+        </w:drawing>
+      </w:r>
+    </w:p>
+    <w:p>
+      <w:pPr>
+        <w:rPr>
+          <w:rFonts w:hint="eastAsia"/>
+        </w:rPr>
+      </w:pPr>
+      <w:r>
+        <w:rPr>
+          <w:rFonts w:hint="eastAsia"/>
+        </w:rPr>
+        <w:t>Offsetx 0.05</w:t>
+      </w:r>
+    </w:p>
+    <w:p>
+      <w:pPr>
+        <w:rPr>
+          <w:rFonts w:hint="eastAsia"/>
+        </w:rPr>
+      </w:pPr>
+      <w:r>
+        <w:rPr>
+          <w:rFonts w:hint="eastAsia"/>
+        </w:rPr>
+        <w:t>1.7548</w:t>
+      </w:r>
+    </w:p>
+    <w:p>
+      <w:pPr>
+        <w:rPr>
+          <w:rFonts w:hint="eastAsia"/>
+        </w:rPr>
+      </w:pPr>
+    </w:p>
+    <w:p>
+      <w:pPr>
+        <w:rPr>
+          <w:rFonts w:hint="eastAsia"/>
+        </w:rPr>
+      </w:pPr>
+      <w:r>
+        <w:rPr>
+          <w:rFonts w:hint="eastAsia"/>
+        </w:rPr>
+        <w:t>========================================</w:t>
+      </w:r>
+    </w:p>
+    <w:p>
+      <w:pPr>
+        <w:rPr>
+          <w:rFonts w:hint="eastAsia"/>
+        </w:rPr>
+      </w:pPr>
+      <w:r>
+        <w:rPr>
+          <w:rFonts w:hint="eastAsia"/>
+        </w:rPr>
+        <w:t>自定义medium-offset 0</w:t>
+      </w:r>
+    </w:p>
+    <w:p>
+      <w:pPr>
+        <w:rPr>
+          <w:rFonts w:hint="eastAsia"/>
+        </w:rPr>
+      </w:pPr>
+    </w:p>
+    <w:p>
+      <w:pPr>
+        <w:rPr>
+          <w:rFonts w:hint="eastAsia"/>
+        </w:rPr>
+      </w:pPr>
+      <w:r>
+        <w:t>first mode effective index at freq0: n_eff = 1.7544, k_eff = 0.00e+00</w:t>
+      </w:r>
+    </w:p>
+    <w:p>
+      <w:pPr>
+        <w:rPr>
+          <w:rFonts w:hint="eastAsia"/>
+        </w:rPr>
+      </w:pPr>
+    </w:p>
+    <w:p>
+      <w:pPr>
+        <w:rPr>
+          <w:rFonts w:hint="eastAsia"/>
+        </w:rPr>
+      </w:pPr>
+    </w:p>
+    <w:p>
+      <w:pPr>
+        <w:rPr>
+          <w:rFonts w:hint="eastAsia"/>
+        </w:rPr>
+      </w:pPr>
+      <w:r>
+        <w:rPr>
+          <w:rFonts w:hint="eastAsia"/>
+        </w:rPr>
+        <w:t>自定义medium-offset 0.025</w:t>
+      </w:r>
+    </w:p>
+    <w:p>
+      <w:pPr>
+        <w:rPr>
+          <w:rFonts w:hint="eastAsia"/>
+        </w:rPr>
+      </w:pPr>
+      <w:r>
+        <w:rPr>
+          <w:noProof/>
+        </w:rPr>
+        <w:drawing>
+          <wp:inline distT="0" distB="0" distL="0" distR="0" wp14:anchorId="1B19F587" wp14:editId="5DF9AD08">
+            <wp:extent cx="8406130" cy="519430"/>
+            <wp:effectExtent l="0" t="0" r="0" b="0"/>
+            <wp:docPr id="1657758293" name="图片 1"/>
+            <wp:cNvGraphicFramePr>
+              <a:graphicFrameLocks xmlns:a="http://schemas.openxmlformats.org/drawingml/2006/main" noChangeAspect="1"/>
+            </wp:cNvGraphicFramePr>
+            <a:graphic xmlns:a="http://schemas.openxmlformats.org/drawingml/2006/main">
+              <a:graphicData uri="http://schemas.openxmlformats.org/drawingml/2006/picture">
+                <pic:pic xmlns:pic="http://schemas.openxmlformats.org/drawingml/2006/picture">
+                  <pic:nvPicPr>
+                    <pic:cNvPr id="1657758293" name=""/>
+                    <pic:cNvPicPr/>
+                  </pic:nvPicPr>
+                  <pic:blipFill>
+                    <a:blip r:embed="rId54"/>
+                    <a:stretch>
+                      <a:fillRect/>
+                    </a:stretch>
+                  </pic:blipFill>
+                  <pic:spPr>
+                    <a:xfrm>
+                      <a:off x="0" y="0"/>
+                      <a:ext cx="8406130" cy="519430"/>
+                    </a:xfrm>
+                    <a:prstGeom prst="rect">
+                      <a:avLst/>
+                    </a:prstGeom>
+                  </pic:spPr>
+                </pic:pic>
+              </a:graphicData>
+            </a:graphic>
+          </wp:inline>
+        </w:drawing>
+      </w:r>
+    </w:p>
+    <w:p>
+      <w:pPr>
+        <w:rPr>
+          <w:rFonts w:hint="eastAsia"/>
+        </w:rPr>
+      </w:pPr>
+    </w:p>
+    <w:p>
+      <w:pPr>
+        <w:rPr>
+          <w:rFonts w:hint="eastAsia"/>
+        </w:rPr>
+      </w:pPr>
+      <w:r>
+        <w:rPr>
+          <w:rFonts w:hint="eastAsia"/>
+        </w:rPr>
+        <w:t>自定义medium-offset 0.05</w:t>
+      </w:r>
+    </w:p>
+    <w:tbl>
+      <w:tblPr>
+        <w:tblStyle w:val="a3"/>
+        <w:tblW w:w="0" w:type="auto"/>
+        <w:tblLook w:val="04A0" w:firstRow="1" w:lastRow="0" w:firstColumn="1" w:lastColumn="0" w:noHBand="0" w:noVBand="1"/>
+      </w:tblPr>
+      <w:tblGrid>
+        <w:gridCol w:w="13228"/>
+      </w:tblGrid>
+      <w:tr>
+        <w:tc>
+          <w:tcPr>
+            <w:tcW w:w="13228" w:type="dxa"/>
+          </w:tcPr>
+          <w:p>
+            <w:pPr>
+              <w:rPr>
+                <w:rFonts w:hint="eastAsia"/>
+              </w:rPr>
+            </w:pPr>
+            <w:r>
+              <w:rPr>
+                <w:noProof/>
+              </w:rPr>
+              <w:drawing>
+                <wp:inline distT="0" distB="0" distL="0" distR="0" wp14:anchorId="48218A01" wp14:editId="49B835AF">
+                  <wp:extent cx="7858125" cy="581025"/>
+                  <wp:effectExtent l="0" t="0" r="9525" b="9525"/>
+                  <wp:docPr id="2049797918" name="图片 1"/>
+                  <wp:cNvGraphicFramePr>
+                    <a:graphicFrameLocks xmlns:a="http://schemas.openxmlformats.org/drawingml/2006/main" noChangeAspect="1"/>
+                  </wp:cNvGraphicFramePr>
+                  <a:graphic xmlns:a="http://schemas.openxmlformats.org/drawingml/2006/main">
+                    <a:graphicData uri="http://schemas.openxmlformats.org/drawingml/2006/picture">
+                      <pic:pic xmlns:pic="http://schemas.openxmlformats.org/drawingml/2006/picture">
+                        <pic:nvPicPr>
+                          <pic:cNvPr id="2049797918" name=""/>
+                          <pic:cNvPicPr/>
+                        </pic:nvPicPr>
+                        <pic:blipFill>
+                          <a:blip r:embed="rId55"/>
+                          <a:stretch>
+                            <a:fillRect/>
+                          </a:stretch>
+                        </pic:blipFill>
+                        <pic:spPr>
+                          <a:xfrm>
+                            <a:off x="0" y="0"/>
+                            <a:ext cx="7858125" cy="581025"/>
+                          </a:xfrm>
+                          <a:prstGeom prst="rect">
+                            <a:avLst/>
+                          </a:prstGeom>
+                        </pic:spPr>
+                      </pic:pic>
+                    </a:graphicData>
+                  </a:graphic>
+                </wp:inline>
+              </w:drawing>
+            </w:r>
+          </w:p>
+        </w:tc>
+      </w:tr>
+    </w:tbl>
+    <w:p/>
+    <w:p>
+      <w:pPr>
+        <w:jc w:val="center"/>
+      </w:pPr>
+    </w:p>
+    <w:tbl>
+      <w:tblPr>
+        <w:tblStyle w:val="a3"/>
+        <w:tblW w:w="0" w:type="auto"/>
+        <w:tblLook w:val="04A0" w:firstRow="1" w:lastRow="0" w:firstColumn="1" w:lastColumn="0" w:noHBand="0" w:noVBand="1"/>
+      </w:tblPr>
+      <w:tblGrid>
+        <w:gridCol w:w="4409"/>
+        <w:gridCol w:w="4409"/>
+        <w:gridCol w:w="4410"/>
+      </w:tblGrid>
+      <w:tr>
+        <w:tc>
+          <w:tcPr>
+            <w:tcW w:w="4409" w:type="dxa"/>
+          </w:tcPr>
+          <w:p>
+            <w:pPr>
+              <w:jc w:val="center"/>
+              <w:rPr>
+                <w:rFonts w:hint="eastAsia"/>
+              </w:rPr>
+            </w:pPr>
+            <w:r>
+              <w:rPr>
+                <w:rFonts w:hint="eastAsia"/>
+              </w:rPr>
+              <w:t>offset</w:t>
+            </w:r>
+          </w:p>
+        </w:tc>
+        <w:tc>
+          <w:tcPr>
+            <w:tcW w:w="4409" w:type="dxa"/>
+          </w:tcPr>
+          <w:p>
+            <w:pPr>
+              <w:jc w:val="center"/>
+              <w:rPr>
+                <w:rFonts w:hint="eastAsia"/>
+              </w:rPr>
+            </w:pPr>
+            <w:r>
+              <w:rPr>
+                <w:rFonts w:hint="eastAsia"/>
+              </w:rPr>
+              <w:t>subpixel</w:t>
+            </w:r>
+          </w:p>
+        </w:tc>
+        <w:tc>
+          <w:tcPr>
+            <w:tcW w:w="4410" w:type="dxa"/>
+          </w:tcPr>
+          <w:p>
+            <w:pPr>
+              <w:jc w:val="center"/>
+              <w:rPr>
+                <w:rFonts w:hint="eastAsia"/>
+              </w:rPr>
+            </w:pPr>
+            <w:r>
+              <w:rPr>
+                <w:rFonts w:hint="eastAsia"/>
+              </w:rPr>
+              <w:t>No subpixel</w:t>
+            </w:r>
+          </w:p>
+        </w:tc>
+      </w:tr>
+      <w:tr>
+        <w:tc>
+          <w:tcPr>
+            <w:tcW w:w="4409" w:type="dxa"/>
+          </w:tcPr>
+          <w:p>
+            <w:pPr>
+              <w:jc w:val="center"/>
+              <w:rPr>
+                <w:rFonts w:hint="eastAsia"/>
+              </w:rPr>
+            </w:pPr>
+            <w:r>
+              <w:rPr>
+                <w:rFonts w:hint="eastAsia"/>
+              </w:rPr>
+              <w:t>0</w:t>
+            </w:r>
+          </w:p>
+        </w:tc>
+        <w:tc>
+          <w:tcPr>
+            <w:tcW w:w="4409" w:type="dxa"/>
+          </w:tcPr>
+          <w:p>
+            <w:pPr>
+              <w:jc w:val="center"/>
+              <w:rPr>
+                <w:rFonts w:hint="eastAsia"/>
+              </w:rPr>
+            </w:pPr>
+            <w:r>
+              <w:rPr>
+                <w:rFonts w:hint="eastAsia"/>
+              </w:rPr>
+              <w:t>1.7547</w:t>
+            </w:r>
+          </w:p>
+        </w:tc>
+        <w:tc>
+          <w:tcPr>
+            <w:tcW w:w="4410" w:type="dxa"/>
+          </w:tcPr>
+          <w:p>
+            <w:pPr>
+              <w:jc w:val="center"/>
+              <w:rPr>
+                <w:rFonts w:hint="eastAsia"/>
+              </w:rPr>
+            </w:pPr>
+            <w:r>
+              <w:rPr>
+                <w:rFonts w:hint="eastAsia"/>
+              </w:rPr>
+              <w:t>1.7707</w:t>
+            </w:r>
+          </w:p>
+        </w:tc>
+      </w:tr>
+      <w:tr>
+        <w:tc>
+          <w:tcPr>
+            <w:tcW w:w="4409" w:type="dxa"/>
+          </w:tcPr>
+          <w:p>
+            <w:pPr>
+              <w:jc w:val="center"/>
+              <w:rPr>
+                <w:rFonts w:hint="eastAsia"/>
+              </w:rPr>
+            </w:pPr>
+            <w:r>
+              <w:rPr>
+                <w:rFonts w:hint="eastAsia"/>
+              </w:rPr>
+              <w:t>0.025</w:t>
+            </w:r>
+          </w:p>
+        </w:tc>
+        <w:tc>
+          <w:tcPr>
+            <w:tcW w:w="4409" w:type="dxa"/>
+          </w:tcPr>
+          <w:p>
+            <w:pPr>
+              <w:jc w:val="center"/>
+              <w:rPr>
+                <w:rFonts w:hint="eastAsia"/>
+              </w:rPr>
+            </w:pPr>
+            <w:r>
+              <w:rPr>
+                <w:rFonts w:hint="eastAsia"/>
+              </w:rPr>
+              <w:t>1.7547</w:t>
+            </w:r>
+          </w:p>
+        </w:tc>
+        <w:tc>
+          <w:tcPr>
+            <w:tcW w:w="4410" w:type="dxa"/>
+          </w:tcPr>
+          <w:p>
+            <w:pPr>
+              <w:jc w:val="center"/>
+              <w:rPr>
+                <w:rFonts w:hint="eastAsia"/>
+              </w:rPr>
+            </w:pPr>
+            <w:r>
+              <w:rPr>
+                <w:rFonts w:hint="eastAsia"/>
+              </w:rPr>
+              <w:t>1.7707</w:t>
+            </w:r>
+          </w:p>
+        </w:tc>
+      </w:tr>
+      <w:tr>
+        <w:tc>
+          <w:tcPr>
+            <w:tcW w:w="4409" w:type="dxa"/>
+          </w:tcPr>
+          <w:p>
+            <w:pPr>
+              <w:jc w:val="center"/>
+              <w:rPr>
+                <w:rFonts w:hint="eastAsia"/>
+              </w:rPr>
+            </w:pPr>
+            <w:r>
+              <w:rPr>
+                <w:rFonts w:hint="eastAsia"/>
+              </w:rPr>
+              <w:t>0.05</w:t>
+            </w:r>
+          </w:p>
+        </w:tc>
+        <w:tc>
+          <w:tcPr>
+            <w:tcW w:w="4409" w:type="dxa"/>
+          </w:tcPr>
+          <w:p>
+            <w:pPr>
+              <w:jc w:val="center"/>
+              <w:rPr>
+                <w:rFonts w:hint="eastAsia"/>
+              </w:rPr>
+            </w:pPr>
+            <w:r>
+              <w:rPr>
+                <w:rFonts w:hint="eastAsia"/>
+              </w:rPr>
+              <w:t>1.7548</w:t>
+            </w:r>
+          </w:p>
+        </w:tc>
+        <w:tc>
+          <w:tcPr>
+            <w:tcW w:w="4410" w:type="dxa"/>
+          </w:tcPr>
+          <w:p>
+            <w:pPr>
+              <w:jc w:val="center"/>
+              <w:rPr>
+                <w:rFonts w:hint="eastAsia"/>
+              </w:rPr>
+            </w:pPr>
+            <w:r>
+              <w:rPr>
+                <w:rFonts w:hint="eastAsia"/>
+              </w:rPr>
+              <w:t>1.7708</w:t>
+            </w:r>
+          </w:p>
+        </w:tc>
+      </w:tr>
+      <w:tr>
+        <w:tc>
+          <w:tcPr>
+            <w:tcW w:w="4409" w:type="dxa"/>
+          </w:tcPr>
+          <w:p>
+            <w:pPr>
+              <w:jc w:val="center"/>
+              <w:rPr>
+                <w:rFonts w:hint="eastAsia"/>
+              </w:rPr>
+            </w:pPr>
+          </w:p>
+        </w:tc>
+        <w:tc>
+          <w:tcPr>
+            <w:tcW w:w="4409" w:type="dxa"/>
+          </w:tcPr>
+          <w:p>
+            <w:pPr>
+              <w:jc w:val="center"/>
+              <w:rPr>
+                <w:rFonts w:hint="eastAsia"/>
+              </w:rPr>
+            </w:pPr>
+          </w:p>
+        </w:tc>
+        <w:tc>
+          <w:tcPr>
+            <w:tcW w:w="4410" w:type="dxa"/>
+          </w:tcPr>
+          <w:p>
+            <w:pPr>
+              <w:tabs>
+                <w:tab w:val="left" w:pos="1640"/>
+              </w:tabs>
+              <w:jc w:val="center"/>
+              <w:rPr>
+                <w:rFonts w:hint="eastAsia"/>
+              </w:rPr>
+            </w:pPr>
+            <w:r>
+              <w:rPr>
+                <w:rFonts w:hint="eastAsia"/>
+              </w:rPr>
+              <w:t>1.7707</w:t>
+            </w:r>
+          </w:p>
+        </w:tc>
+      </w:tr>
+    </w:tbl>
+    <w:p/>
+    <w:p>
+      <w:pPr>
+        <w:rPr>
+          <w:rFonts w:hint="eastAsia"/>
+        </w:rPr>
+      </w:pPr>
+      <w:r>
+        <w:rPr>
+          <w:noProof/>
+        </w:rPr>
+        <w:drawing>
+          <wp:inline distT="0" distB="0" distL="0" distR="0" wp14:anchorId="7748A5BE" wp14:editId="195C79B8">
+            <wp:extent cx="8406130" cy="5210810"/>
+            <wp:effectExtent l="0" t="0" r="0" b="8890"/>
+            <wp:docPr id="297767783" name="图片 1"/>
+            <wp:cNvGraphicFramePr>
+              <a:graphicFrameLocks xmlns:a="http://schemas.openxmlformats.org/drawingml/2006/main" noChangeAspect="1"/>
+            </wp:cNvGraphicFramePr>
+            <a:graphic xmlns:a="http://schemas.openxmlformats.org/drawingml/2006/main">
+              <a:graphicData uri="http://schemas.openxmlformats.org/drawingml/2006/picture">
+                <pic:pic xmlns:pic="http://schemas.openxmlformats.org/drawingml/2006/picture">
+                  <pic:nvPicPr>
+                    <pic:cNvPr id="297767783" name=""/>
+                    <pic:cNvPicPr/>
+                  </pic:nvPicPr>
+                  <pic:blipFill>
+                    <a:blip r:embed="rId56"/>
+                    <a:stretch>
+                      <a:fillRect/>
+                    </a:stretch>
+                  </pic:blipFill>
+                  <pic:spPr>
+                    <a:xfrm>
+                      <a:off x="0" y="0"/>
+                      <a:ext cx="8406130" cy="5210810"/>
+                    </a:xfrm>
+                    <a:prstGeom prst="rect">
+                      <a:avLst/>
+                    </a:prstGeom>
+                  </pic:spPr>
+                </pic:pic>
+              </a:graphicData>
+            </a:graphic>
+          </wp:inline>
+        </w:drawing>
+      </w:r>
+    </w:p>
     <w:sectPr>
       <w:pgSz w:w="16838" w:h="23811" w:code="8"/>
       <w:pgMar w:top="1440" w:right="1800" w:bottom="1440" w:left="1800" w:header="851" w:footer="992" w:gutter="0"/>
@@ -4161,7 +6735,7 @@
 </file>
 
 <file path=word/endnotes.xml><?xml version="1.0" encoding="utf-8"?>
-<w:endnotes xmlns:wpc="http://schemas.microsoft.com/office/word/2010/wordprocessingCanvas" xmlns:cx="http://schemas.microsoft.com/office/drawing/2014/chartex" xmlns:cx1="http://schemas.microsoft.com/office/drawing/2015/9/8/chartex" xmlns:cx2="http://schemas.microsoft.com/office/drawing/2015/10/21/chartex" xmlns:cx3="http://schemas.microsoft.com/office/drawing/2016/5/9/chartex" xmlns:cx4="http://schemas.microsoft.com/office/drawing/2016/5/10/chartex" xmlns:cx5="http://schemas.microsoft.com/office/drawing/2016/5/11/chartex" xmlns:cx6="http://schemas.microsoft.com/office/drawing/2016/5/12/chartex" xmlns:cx7="http://schemas.microsoft.com/office/drawing/2016/5/13/chartex" xmlns:cx8="http://schemas.microsoft.com/office/drawing/2016/5/14/chartex" xmlns:mc="http://schemas.openxmlformats.org/markup-compatibility/2006" xmlns:aink="http://schemas.microsoft.com/office/drawing/2016/ink" xmlns:am3d="http://schemas.microsoft.com/office/drawing/2017/model3d" xmlns:o="urn:schemas-microsoft-com:office:office" xmlns:oel="http://schemas.microsoft.com/office/2019/extlst" xmlns:r="http://schemas.openxmlformats.org/officeDocument/2006/relationships" xmlns:m="http://schemas.openxmlformats.org/officeDocument/2006/math" xmlns:v="urn:schemas-microsoft-com:vml" xmlns:wp14="http://schemas.microsoft.com/office/word/2010/wordprocessingDrawing" xmlns:wp="http://schemas.openxmlformats.org/drawingml/2006/wordprocessingDrawing" xmlns:w10="urn:schemas-microsoft-com:office:word" xmlns:w="http://schemas.openxmlformats.org/wordprocessingml/2006/main" xmlns:w14="http://schemas.microsoft.com/office/word/2010/wordml" xmlns:w15="http://schemas.microsoft.com/office/word/2012/wordml" xmlns:w16cex="http://schemas.microsoft.com/office/word/2018/wordml/cex" xmlns:w16cid="http://schemas.microsoft.com/office/word/2016/wordml/cid" xmlns:w16="http://schemas.microsoft.com/office/word/2018/wordml" xmlns:w16du="http://schemas.microsoft.com/office/word/2023/wordml/word16du" xmlns:w16sdtdh="http://schemas.microsoft.com/office/word/2020/wordml/sdtdatahash" xmlns:w16se="http://schemas.microsoft.com/office/word/2015/wordml/symex" xmlns:wpg="http://schemas.microsoft.com/office/word/2010/wordprocessingGroup" xmlns:wpi="http://schemas.microsoft.com/office/word/2010/wordprocessingInk" xmlns:wne="http://schemas.microsoft.com/office/word/2006/wordml" xmlns:wps="http://schemas.microsoft.com/office/word/2010/wordprocessingShape" mc:Ignorable="w14 w15 w16se w16cid w16 w16cex w16sdtdh w16du wp14">
+<w:endnotes xmlns:wpc="http://schemas.microsoft.com/office/word/2010/wordprocessingCanvas" xmlns:cx="http://schemas.microsoft.com/office/drawing/2014/chartex" xmlns:cx1="http://schemas.microsoft.com/office/drawing/2015/9/8/chartex" xmlns:cx2="http://schemas.microsoft.com/office/drawing/2015/10/21/chartex" xmlns:cx3="http://schemas.microsoft.com/office/drawing/2016/5/9/chartex" xmlns:cx4="http://schemas.microsoft.com/office/drawing/2016/5/10/chartex" xmlns:cx5="http://schemas.microsoft.com/office/drawing/2016/5/11/chartex" xmlns:cx6="http://schemas.microsoft.com/office/drawing/2016/5/12/chartex" xmlns:cx7="http://schemas.microsoft.com/office/drawing/2016/5/13/chartex" xmlns:cx8="http://schemas.microsoft.com/office/drawing/2016/5/14/chartex" xmlns:mc="http://schemas.openxmlformats.org/markup-compatibility/2006" xmlns:aink="http://schemas.microsoft.com/office/drawing/2016/ink" xmlns:am3d="http://schemas.microsoft.com/office/drawing/2017/model3d" xmlns:o="urn:schemas-microsoft-com:office:office" xmlns:oel="http://schemas.microsoft.com/office/2019/extlst" xmlns:r="http://schemas.openxmlformats.org/officeDocument/2006/relationships" xmlns:m="http://schemas.openxmlformats.org/officeDocument/2006/math" xmlns:v="urn:schemas-microsoft-com:vml" xmlns:wp14="http://schemas.microsoft.com/office/word/2010/wordprocessingDrawing" xmlns:wp="http://schemas.openxmlformats.org/drawingml/2006/wordprocessingDrawing" xmlns:w10="urn:schemas-microsoft-com:office:word" xmlns:w="http://schemas.openxmlformats.org/wordprocessingml/2006/main" xmlns:w14="http://schemas.microsoft.com/office/word/2010/wordml" xmlns:w15="http://schemas.microsoft.com/office/word/2012/wordml" xmlns:w16cex="http://schemas.microsoft.com/office/word/2018/wordml/cex" xmlns:w16cid="http://schemas.microsoft.com/office/word/2016/wordml/cid" xmlns:w16="http://schemas.microsoft.com/office/word/2018/wordml" xmlns:w16du="http://schemas.microsoft.com/office/word/2023/wordml/word16du" xmlns:w16sdtdh="http://schemas.microsoft.com/office/word/2020/wordml/sdtdatahash" xmlns:w16sdtfl="http://schemas.microsoft.com/office/word/2024/wordml/sdtformatlock" xmlns:w16se="http://schemas.microsoft.com/office/word/2015/wordml/symex" xmlns:wpg="http://schemas.microsoft.com/office/word/2010/wordprocessingGroup" xmlns:wpi="http://schemas.microsoft.com/office/word/2010/wordprocessingInk" xmlns:wne="http://schemas.microsoft.com/office/word/2006/wordml" xmlns:wps="http://schemas.microsoft.com/office/word/2010/wordprocessingShape" mc:Ignorable="w14 w15 w16se w16cid w16 w16cex w16sdtdh w16sdtfl w16du wp14">
   <w:endnote w:type="separator" w:id="-1">
     <w:p>
       <w:pPr>
@@ -4190,7 +6764,7 @@
 </file>
 
 <file path=word/footnotes.xml><?xml version="1.0" encoding="utf-8"?>
-<w:footnotes xmlns:wpc="http://schemas.microsoft.com/office/word/2010/wordprocessingCanvas" xmlns:cx="http://schemas.microsoft.com/office/drawing/2014/chartex" xmlns:cx1="http://schemas.microsoft.com/office/drawing/2015/9/8/chartex" xmlns:cx2="http://schemas.microsoft.com/office/drawing/2015/10/21/chartex" xmlns:cx3="http://schemas.microsoft.com/office/drawing/2016/5/9/chartex" xmlns:cx4="http://schemas.microsoft.com/office/drawing/2016/5/10/chartex" xmlns:cx5="http://schemas.microsoft.com/office/drawing/2016/5/11/chartex" xmlns:cx6="http://schemas.microsoft.com/office/drawing/2016/5/12/chartex" xmlns:cx7="http://schemas.microsoft.com/office/drawing/2016/5/13/chartex" xmlns:cx8="http://schemas.microsoft.com/office/drawing/2016/5/14/chartex" xmlns:mc="http://schemas.openxmlformats.org/markup-compatibility/2006" xmlns:aink="http://schemas.microsoft.com/office/drawing/2016/ink" xmlns:am3d="http://schemas.microsoft.com/office/drawing/2017/model3d" xmlns:o="urn:schemas-microsoft-com:office:office" xmlns:oel="http://schemas.microsoft.com/office/2019/extlst" xmlns:r="http://schemas.openxmlformats.org/officeDocument/2006/relationships" xmlns:m="http://schemas.openxmlformats.org/officeDocument/2006/math" xmlns:v="urn:schemas-microsoft-com:vml" xmlns:wp14="http://schemas.microsoft.com/office/word/2010/wordprocessingDrawing" xmlns:wp="http://schemas.openxmlformats.org/drawingml/2006/wordprocessingDrawing" xmlns:w10="urn:schemas-microsoft-com:office:word" xmlns:w="http://schemas.openxmlformats.org/wordprocessingml/2006/main" xmlns:w14="http://schemas.microsoft.com/office/word/2010/wordml" xmlns:w15="http://schemas.microsoft.com/office/word/2012/wordml" xmlns:w16cex="http://schemas.microsoft.com/office/word/2018/wordml/cex" xmlns:w16cid="http://schemas.microsoft.com/office/word/2016/wordml/cid" xmlns:w16="http://schemas.microsoft.com/office/word/2018/wordml" xmlns:w16du="http://schemas.microsoft.com/office/word/2023/wordml/word16du" xmlns:w16sdtdh="http://schemas.microsoft.com/office/word/2020/wordml/sdtdatahash" xmlns:w16se="http://schemas.microsoft.com/office/word/2015/wordml/symex" xmlns:wpg="http://schemas.microsoft.com/office/word/2010/wordprocessingGroup" xmlns:wpi="http://schemas.microsoft.com/office/word/2010/wordprocessingInk" xmlns:wne="http://schemas.microsoft.com/office/word/2006/wordml" xmlns:wps="http://schemas.microsoft.com/office/word/2010/wordprocessingShape" mc:Ignorable="w14 w15 w16se w16cid w16 w16cex w16sdtdh w16du wp14">
+<w:footnotes xmlns:wpc="http://schemas.microsoft.com/office/word/2010/wordprocessingCanvas" xmlns:cx="http://schemas.microsoft.com/office/drawing/2014/chartex" xmlns:cx1="http://schemas.microsoft.com/office/drawing/2015/9/8/chartex" xmlns:cx2="http://schemas.microsoft.com/office/drawing/2015/10/21/chartex" xmlns:cx3="http://schemas.microsoft.com/office/drawing/2016/5/9/chartex" xmlns:cx4="http://schemas.microsoft.com/office/drawing/2016/5/10/chartex" xmlns:cx5="http://schemas.microsoft.com/office/drawing/2016/5/11/chartex" xmlns:cx6="http://schemas.microsoft.com/office/drawing/2016/5/12/chartex" xmlns:cx7="http://schemas.microsoft.com/office/drawing/2016/5/13/chartex" xmlns:cx8="http://schemas.microsoft.com/office/drawing/2016/5/14/chartex" xmlns:mc="http://schemas.openxmlformats.org/markup-compatibility/2006" xmlns:aink="http://schemas.microsoft.com/office/drawing/2016/ink" xmlns:am3d="http://schemas.microsoft.com/office/drawing/2017/model3d" xmlns:o="urn:schemas-microsoft-com:office:office" xmlns:oel="http://schemas.microsoft.com/office/2019/extlst" xmlns:r="http://schemas.openxmlformats.org/officeDocument/2006/relationships" xmlns:m="http://schemas.openxmlformats.org/officeDocument/2006/math" xmlns:v="urn:schemas-microsoft-com:vml" xmlns:wp14="http://schemas.microsoft.com/office/word/2010/wordprocessingDrawing" xmlns:wp="http://schemas.openxmlformats.org/drawingml/2006/wordprocessingDrawing" xmlns:w10="urn:schemas-microsoft-com:office:word" xmlns:w="http://schemas.openxmlformats.org/wordprocessingml/2006/main" xmlns:w14="http://schemas.microsoft.com/office/word/2010/wordml" xmlns:w15="http://schemas.microsoft.com/office/word/2012/wordml" xmlns:w16cex="http://schemas.microsoft.com/office/word/2018/wordml/cex" xmlns:w16cid="http://schemas.microsoft.com/office/word/2016/wordml/cid" xmlns:w16="http://schemas.microsoft.com/office/word/2018/wordml" xmlns:w16du="http://schemas.microsoft.com/office/word/2023/wordml/word16du" xmlns:w16sdtdh="http://schemas.microsoft.com/office/word/2020/wordml/sdtdatahash" xmlns:w16sdtfl="http://schemas.microsoft.com/office/word/2024/wordml/sdtformatlock" xmlns:w16se="http://schemas.microsoft.com/office/word/2015/wordml/symex" xmlns:wpg="http://schemas.microsoft.com/office/word/2010/wordprocessingGroup" xmlns:wpi="http://schemas.microsoft.com/office/word/2010/wordprocessingInk" xmlns:wne="http://schemas.microsoft.com/office/word/2006/wordml" xmlns:wps="http://schemas.microsoft.com/office/word/2010/wordprocessingShape" mc:Ignorable="w14 w15 w16se w16cid w16 w16cex w16sdtdh w16sdtfl w16du wp14">
   <w:footnote w:type="separator" w:id="-1">
     <w:p>
       <w:pPr>
@@ -4219,7 +6793,7 @@
 </file>
 
 <file path=word/numbering.xml><?xml version="1.0" encoding="utf-8"?>
-<w:numbering xmlns:wpc="http://schemas.microsoft.com/office/word/2010/wordprocessingCanvas" xmlns:cx="http://schemas.microsoft.com/office/drawing/2014/chartex" xmlns:cx1="http://schemas.microsoft.com/office/drawing/2015/9/8/chartex" xmlns:cx2="http://schemas.microsoft.com/office/drawing/2015/10/21/chartex" xmlns:cx3="http://schemas.microsoft.com/office/drawing/2016/5/9/chartex" xmlns:cx4="http://schemas.microsoft.com/office/drawing/2016/5/10/chartex" xmlns:cx5="http://schemas.microsoft.com/office/drawing/2016/5/11/chartex" xmlns:cx6="http://schemas.microsoft.com/office/drawing/2016/5/12/chartex" xmlns:cx7="http://schemas.microsoft.com/office/drawing/2016/5/13/chartex" xmlns:cx8="http://schemas.microsoft.com/office/drawing/2016/5/14/chartex" xmlns:mc="http://schemas.openxmlformats.org/markup-compatibility/2006" xmlns:aink="http://schemas.microsoft.com/office/drawing/2016/ink" xmlns:am3d="http://schemas.microsoft.com/office/drawing/2017/model3d" xmlns:o="urn:schemas-microsoft-com:office:office" xmlns:oel="http://schemas.microsoft.com/office/2019/extlst" xmlns:r="http://schemas.openxmlformats.org/officeDocument/2006/relationships" xmlns:m="http://schemas.openxmlformats.org/officeDocument/2006/math" xmlns:v="urn:schemas-microsoft-com:vml" xmlns:wp14="http://schemas.microsoft.com/office/word/2010/wordprocessingDrawing" xmlns:wp="http://schemas.openxmlformats.org/drawingml/2006/wordprocessingDrawing" xmlns:w10="urn:schemas-microsoft-com:office:word" xmlns:w="http://schemas.openxmlformats.org/wordprocessingml/2006/main" xmlns:w14="http://schemas.microsoft.com/office/word/2010/wordml" xmlns:w15="http://schemas.microsoft.com/office/word/2012/wordml" xmlns:w16cex="http://schemas.microsoft.com/office/word/2018/wordml/cex" xmlns:w16cid="http://schemas.microsoft.com/office/word/2016/wordml/cid" xmlns:w16="http://schemas.microsoft.com/office/word/2018/wordml" xmlns:w16du="http://schemas.microsoft.com/office/word/2023/wordml/word16du" xmlns:w16sdtdh="http://schemas.microsoft.com/office/word/2020/wordml/sdtdatahash" xmlns:w16se="http://schemas.microsoft.com/office/word/2015/wordml/symex" xmlns:wpg="http://schemas.microsoft.com/office/word/2010/wordprocessingGroup" xmlns:wpi="http://schemas.microsoft.com/office/word/2010/wordprocessingInk" xmlns:wne="http://schemas.microsoft.com/office/word/2006/wordml" xmlns:wps="http://schemas.microsoft.com/office/word/2010/wordprocessingShape" mc:Ignorable="w14 w15 w16se w16cid w16 w16cex w16sdtdh w16du wp14">
+<w:numbering xmlns:wpc="http://schemas.microsoft.com/office/word/2010/wordprocessingCanvas" xmlns:cx="http://schemas.microsoft.com/office/drawing/2014/chartex" xmlns:cx1="http://schemas.microsoft.com/office/drawing/2015/9/8/chartex" xmlns:cx2="http://schemas.microsoft.com/office/drawing/2015/10/21/chartex" xmlns:cx3="http://schemas.microsoft.com/office/drawing/2016/5/9/chartex" xmlns:cx4="http://schemas.microsoft.com/office/drawing/2016/5/10/chartex" xmlns:cx5="http://schemas.microsoft.com/office/drawing/2016/5/11/chartex" xmlns:cx6="http://schemas.microsoft.com/office/drawing/2016/5/12/chartex" xmlns:cx7="http://schemas.microsoft.com/office/drawing/2016/5/13/chartex" xmlns:cx8="http://schemas.microsoft.com/office/drawing/2016/5/14/chartex" xmlns:mc="http://schemas.openxmlformats.org/markup-compatibility/2006" xmlns:aink="http://schemas.microsoft.com/office/drawing/2016/ink" xmlns:am3d="http://schemas.microsoft.com/office/drawing/2017/model3d" xmlns:o="urn:schemas-microsoft-com:office:office" xmlns:oel="http://schemas.microsoft.com/office/2019/extlst" xmlns:r="http://schemas.openxmlformats.org/officeDocument/2006/relationships" xmlns:m="http://schemas.openxmlformats.org/officeDocument/2006/math" xmlns:v="urn:schemas-microsoft-com:vml" xmlns:wp14="http://schemas.microsoft.com/office/word/2010/wordprocessingDrawing" xmlns:wp="http://schemas.openxmlformats.org/drawingml/2006/wordprocessingDrawing" xmlns:w10="urn:schemas-microsoft-com:office:word" xmlns:w="http://schemas.openxmlformats.org/wordprocessingml/2006/main" xmlns:w14="http://schemas.microsoft.com/office/word/2010/wordml" xmlns:w15="http://schemas.microsoft.com/office/word/2012/wordml" xmlns:w16cex="http://schemas.microsoft.com/office/word/2018/wordml/cex" xmlns:w16cid="http://schemas.microsoft.com/office/word/2016/wordml/cid" xmlns:w16="http://schemas.microsoft.com/office/word/2018/wordml" xmlns:w16du="http://schemas.microsoft.com/office/word/2023/wordml/word16du" xmlns:w16sdtdh="http://schemas.microsoft.com/office/word/2020/wordml/sdtdatahash" xmlns:w16sdtfl="http://schemas.microsoft.com/office/word/2024/wordml/sdtformatlock" xmlns:w16se="http://schemas.microsoft.com/office/word/2015/wordml/symex" xmlns:wpg="http://schemas.microsoft.com/office/word/2010/wordprocessingGroup" xmlns:wpi="http://schemas.microsoft.com/office/word/2010/wordprocessingInk" xmlns:wne="http://schemas.microsoft.com/office/word/2006/wordml" xmlns:wps="http://schemas.microsoft.com/office/word/2010/wordprocessingShape" mc:Ignorable="w14 w15 w16se w16cid w16 w16cex w16sdtdh w16sdtfl w16du wp14">
   <w:abstractNum w:abstractNumId="0" w15:restartNumberingAfterBreak="0">
     <w:nsid w:val="1B9F694A"/>
     <w:multiLevelType w:val="hybridMultilevel"/>
@@ -4616,7 +7190,7 @@
 </file>
 
 <file path=word/styles.xml><?xml version="1.0" encoding="utf-8"?>
-<w:styles xmlns:mc="http://schemas.openxmlformats.org/markup-compatibility/2006" xmlns:r="http://schemas.openxmlformats.org/officeDocument/2006/relationships" xmlns:w="http://schemas.openxmlformats.org/wordprocessingml/2006/main" xmlns:w14="http://schemas.microsoft.com/office/word/2010/wordml" xmlns:w15="http://schemas.microsoft.com/office/word/2012/wordml" xmlns:w16cex="http://schemas.microsoft.com/office/word/2018/wordml/cex" xmlns:w16cid="http://schemas.microsoft.com/office/word/2016/wordml/cid" xmlns:w16="http://schemas.microsoft.com/office/word/2018/wordml" xmlns:w16du="http://schemas.microsoft.com/office/word/2023/wordml/word16du" xmlns:w16sdtdh="http://schemas.microsoft.com/office/word/2020/wordml/sdtdatahash" xmlns:w16se="http://schemas.microsoft.com/office/word/2015/wordml/symex" mc:Ignorable="w14 w15 w16se w16cid w16 w16cex w16sdtdh w16du">
+<w:styles xmlns:mc="http://schemas.openxmlformats.org/markup-compatibility/2006" xmlns:r="http://schemas.openxmlformats.org/officeDocument/2006/relationships" xmlns:w="http://schemas.openxmlformats.org/wordprocessingml/2006/main" xmlns:w14="http://schemas.microsoft.com/office/word/2010/wordml" xmlns:w15="http://schemas.microsoft.com/office/word/2012/wordml" xmlns:w16cex="http://schemas.microsoft.com/office/word/2018/wordml/cex" xmlns:w16cid="http://schemas.microsoft.com/office/word/2016/wordml/cid" xmlns:w16="http://schemas.microsoft.com/office/word/2018/wordml" xmlns:w16du="http://schemas.microsoft.com/office/word/2023/wordml/word16du" xmlns:w16sdtdh="http://schemas.microsoft.com/office/word/2020/wordml/sdtdatahash" xmlns:w16sdtfl="http://schemas.microsoft.com/office/word/2024/wordml/sdtformatlock" xmlns:w16se="http://schemas.microsoft.com/office/word/2015/wordml/symex" mc:Ignorable="w14 w15 w16se w16cid w16 w16cex w16sdtdh w16sdtfl w16du">
   <w:docDefaults>
     <w:rPrDefault>
       <w:rPr>
